--- a/docs/launch-kit/mobile-validation-test-plan.docx
+++ b/docs/launch-kit/mobile-validation-test-plan.docx
@@ -2,7 +2,7 @@
 <file path=word/document.xml><?xml version="1.0" encoding="utf-8"?>
 <w:document xmlns:w="http://schemas.openxmlformats.org/wordprocessingml/2006/main" xmlns:m="http://schemas.openxmlformats.org/officeDocument/2006/math" xmlns:r="http://schemas.openxmlformats.org/officeDocument/2006/relationships" xmlns:o="urn:schemas-microsoft-com:office:office" xmlns:v="urn:schemas-microsoft-com:vml" xmlns:w10="urn:schemas-microsoft-com:office:word" xmlns:a="http://schemas.openxmlformats.org/drawingml/2006/main" xmlns:pic="http://schemas.openxmlformats.org/drawingml/2006/picture" xmlns:wp="http://schemas.openxmlformats.org/drawingml/2006/wordprocessingDrawing">
   <w:body>
-    <w:bookmarkStart w:id="23" w:name="mobile-validation-test-plan"/>
+    <w:bookmarkStart w:id="34" w:name="mobile-validation-test-plan"/>
     <w:p>
       <w:pPr>
         <w:pStyle w:val="Heading1"/>
@@ -17,16 +17,34 @@
       </w:pPr>
       <w:r>
         <w:rPr>
+          <w:bCs/>
           <w:b/>
+        </w:rPr>
+        <w:t xml:space="preserve">Purpose:</w:t>
+      </w:r>
+      <w:r>
+        <w:t xml:space="preserve"> </w:t>
+      </w:r>
+      <w:r>
+        <w:t xml:space="preserve">End-to-end mobile device validation of all 3 CompoundIQ applications before first real patient transaction.</w:t>
+      </w:r>
+    </w:p>
+    <w:p>
+      <w:pPr>
+        <w:pStyle w:val="BodyText"/>
+      </w:pPr>
+      <w:r>
+        <w:rPr>
           <w:bCs/>
-        </w:rPr>
-        <w:t xml:space="preserve">Purpose:</w:t>
-      </w:r>
-      <w:r>
-        <w:t xml:space="preserve"> </w:t>
-      </w:r>
-      <w:r>
-        <w:t xml:space="preserve">End-to-end mobile device validation of all 3 CompoundIQ applications before first real patient transaction.</w:t>
+          <w:b/>
+        </w:rPr>
+        <w:t xml:space="preserve">Why this exists:</w:t>
+      </w:r>
+      <w:r>
+        <w:t xml:space="preserve"> </w:t>
+      </w:r>
+      <w:r>
+        <w:t xml:space="preserve">All 6 rounds of Cowork QA ran in desktop browsers (1440px+ viewports). No mobile validation has been performed. Patient checkout is mobile-first by design (patients tap SMS links on phones), so this is the single highest-risk gap before production.</w:t>
       </w:r>
     </w:p>
     <w:p>
@@ -35,59 +53,41 @@
       </w:pPr>
       <w:r>
         <w:rPr>
+          <w:bCs/>
           <w:b/>
+        </w:rPr>
+        <w:t xml:space="preserve">Time required:</w:t>
+      </w:r>
+      <w:r>
+        <w:t xml:space="preserve"> </w:t>
+      </w:r>
+      <w:r>
+        <w:t xml:space="preserve">30-45 minutes first pass. Re-run any time the</w:t>
+      </w:r>
+      <w:r>
+        <w:t xml:space="preserve"> </w:t>
+      </w:r>
+      <w:r>
+        <w:rPr>
+          <w:rStyle w:val="VerbatimChar"/>
+        </w:rPr>
+        <w:t xml:space="preserve">/checkout/*</w:t>
+      </w:r>
+      <w:r>
+        <w:t xml:space="preserve"> </w:t>
+      </w:r>
+      <w:r>
+        <w:t xml:space="preserve">routes, SessionBanner, or mobile-responsive components change.</w:t>
+      </w:r>
+    </w:p>
+    <w:p>
+      <w:pPr>
+        <w:pStyle w:val="BodyText"/>
+      </w:pPr>
+      <w:r>
+        <w:rPr>
           <w:bCs/>
-        </w:rPr>
-        <w:t xml:space="preserve">Why this exists:</w:t>
-      </w:r>
-      <w:r>
-        <w:t xml:space="preserve"> </w:t>
-      </w:r>
-      <w:r>
-        <w:t xml:space="preserve">All 6 rounds of Cowork QA ran in desktop browsers (1440px+ viewports). No mobile validation has been performed. Patient checkout is mobile-first by design (patients tap SMS links on phones), so this is the single highest-risk gap before production.</w:t>
-      </w:r>
-    </w:p>
-    <w:p>
-      <w:pPr>
-        <w:pStyle w:val="BodyText"/>
-      </w:pPr>
-      <w:r>
-        <w:rPr>
           <w:b/>
-          <w:bCs/>
-        </w:rPr>
-        <w:t xml:space="preserve">Time required:</w:t>
-      </w:r>
-      <w:r>
-        <w:t xml:space="preserve"> </w:t>
-      </w:r>
-      <w:r>
-        <w:t xml:space="preserve">30-45 minutes first pass. Re-run any time the</w:t>
-      </w:r>
-      <w:r>
-        <w:t xml:space="preserve"> </w:t>
-      </w:r>
-      <w:r>
-        <w:rPr>
-          <w:rStyle w:val="VerbatimChar"/>
-        </w:rPr>
-        <w:t xml:space="preserve">/checkout/*</w:t>
-      </w:r>
-      <w:r>
-        <w:t xml:space="preserve"> </w:t>
-      </w:r>
-      <w:r>
-        <w:t xml:space="preserve">routes, SessionBanner, or mobile-responsive components change.</w:t>
-      </w:r>
-    </w:p>
-    <w:p>
-      <w:pPr>
-        <w:pStyle w:val="BodyText"/>
-      </w:pPr>
-      <w:r>
-        <w:rPr>
-          <w:b/>
-          <w:bCs/>
         </w:rPr>
         <w:t xml:space="preserve">Cost:</w:t>
       </w:r>
@@ -105,7 +105,7 @@
         </w:pict>
       </w:r>
     </w:p>
-    <w:bookmarkStart w:id="9" w:name="target-url"/>
+    <w:bookmarkStart w:id="20" w:name="target-url"/>
     <w:p>
       <w:pPr>
         <w:pStyle w:val="Heading2"/>
@@ -129,8 +129,8 @@
         </w:pict>
       </w:r>
     </w:p>
-    <w:bookmarkEnd w:id="9"/>
-    <w:bookmarkStart w:id="10" w:name="device-matrix"/>
+    <w:bookmarkEnd w:id="20"/>
+    <w:bookmarkStart w:id="21" w:name="device-matrix"/>
     <w:p>
       <w:pPr>
         <w:pStyle w:val="Heading2"/>
@@ -151,24 +151,24 @@
       </w:r>
       <w:r>
         <w:rPr>
+          <w:bCs/>
           <w:b/>
+        </w:rPr>
+        <w:t xml:space="preserve">Priority 1</w:t>
+      </w:r>
+      <w:r>
+        <w:t xml:space="preserve"> </w:t>
+      </w:r>
+      <w:r>
+        <w:t xml:space="preserve">devices MUST pass before first real order;</w:t>
+      </w:r>
+      <w:r>
+        <w:t xml:space="preserve"> </w:t>
+      </w:r>
+      <w:r>
+        <w:rPr>
           <w:bCs/>
-        </w:rPr>
-        <w:t xml:space="preserve">Priority 1</w:t>
-      </w:r>
-      <w:r>
-        <w:t xml:space="preserve"> </w:t>
-      </w:r>
-      <w:r>
-        <w:t xml:space="preserve">devices MUST pass before first real order;</w:t>
-      </w:r>
-      <w:r>
-        <w:t xml:space="preserve"> </w:t>
-      </w:r>
-      <w:r>
-        <w:rPr>
           <w:b/>
-          <w:bCs/>
         </w:rPr>
         <w:t xml:space="preserve">Priority 2</w:t>
       </w:r>
@@ -183,8 +183,8 @@
       <w:tblPr>
         <w:tblStyle w:val="Table"/>
         <w:tblW w:type="pct" w:w="5000"/>
-        <w:tblLayout w:type="fixed"/>
         <w:tblLook w:firstRow="1" w:lastRow="0" w:firstColumn="0" w:lastColumn="0" w:noHBand="0" w:noVBand="0" w:val="0020"/>
+        <w:jc w:val="start"/>
       </w:tblPr>
       <w:tblGrid>
         <w:gridCol w:w="1712"/>
@@ -194,13 +194,14 @@
       </w:tblGrid>
       <w:tr>
         <w:trPr>
-          <w:tblHeader w:val="on"/>
+          <w:tblHeader w:val="true"/>
         </w:trPr>
         <w:tc>
           <w:tcPr/>
           <w:p>
             <w:pPr>
               <w:pStyle w:val="Compact"/>
+              <w:jc w:val="left"/>
             </w:pPr>
             <w:r>
               <w:t xml:space="preserve">Device</w:t>
@@ -212,6 +213,7 @@
           <w:p>
             <w:pPr>
               <w:pStyle w:val="Compact"/>
+              <w:jc w:val="left"/>
             </w:pPr>
             <w:r>
               <w:t xml:space="preserve">Browser</w:t>
@@ -223,6 +225,7 @@
           <w:p>
             <w:pPr>
               <w:pStyle w:val="Compact"/>
+              <w:jc w:val="left"/>
             </w:pPr>
             <w:r>
               <w:t xml:space="preserve">Priority</w:t>
@@ -234,6 +237,7 @@
           <w:p>
             <w:pPr>
               <w:pStyle w:val="Compact"/>
+              <w:jc w:val="left"/>
             </w:pPr>
             <w:r>
               <w:t xml:space="preserve">Coverage</w:t>
@@ -247,6 +251,7 @@
           <w:p>
             <w:pPr>
               <w:pStyle w:val="Compact"/>
+              <w:jc w:val="left"/>
             </w:pPr>
             <w:r>
               <w:t xml:space="preserve">iPhone (any model 12+)</w:t>
@@ -258,6 +263,7 @@
           <w:p>
             <w:pPr>
               <w:pStyle w:val="Compact"/>
+              <w:jc w:val="left"/>
             </w:pPr>
             <w:r>
               <w:t xml:space="preserve">Safari (default)</w:t>
@@ -269,11 +275,12 @@
           <w:p>
             <w:pPr>
               <w:pStyle w:val="Compact"/>
+              <w:jc w:val="left"/>
             </w:pPr>
             <w:r>
               <w:rPr>
+                <w:bCs/>
                 <w:b/>
-                <w:bCs/>
               </w:rPr>
               <w:t xml:space="preserve">P1</w:t>
             </w:r>
@@ -284,6 +291,7 @@
           <w:p>
             <w:pPr>
               <w:pStyle w:val="Compact"/>
+              <w:jc w:val="left"/>
             </w:pPr>
             <w:r>
               <w:t xml:space="preserve">Patient Checkout, Apple Pay</w:t>
@@ -297,6 +305,7 @@
           <w:p>
             <w:pPr>
               <w:pStyle w:val="Compact"/>
+              <w:jc w:val="left"/>
             </w:pPr>
             <w:r>
               <w:t xml:space="preserve">Android phone (any Samsung, Pixel, etc.)</w:t>
@@ -308,6 +317,7 @@
           <w:p>
             <w:pPr>
               <w:pStyle w:val="Compact"/>
+              <w:jc w:val="left"/>
             </w:pPr>
             <w:r>
               <w:t xml:space="preserve">Chrome (default)</w:t>
@@ -319,11 +329,12 @@
           <w:p>
             <w:pPr>
               <w:pStyle w:val="Compact"/>
+              <w:jc w:val="left"/>
             </w:pPr>
             <w:r>
               <w:rPr>
+                <w:bCs/>
                 <w:b/>
-                <w:bCs/>
               </w:rPr>
               <w:t xml:space="preserve">P1</w:t>
             </w:r>
@@ -334,6 +345,7 @@
           <w:p>
             <w:pPr>
               <w:pStyle w:val="Compact"/>
+              <w:jc w:val="left"/>
             </w:pPr>
             <w:r>
               <w:t xml:space="preserve">Patient Checkout, Google Pay</w:t>
@@ -347,6 +359,7 @@
           <w:p>
             <w:pPr>
               <w:pStyle w:val="Compact"/>
+              <w:jc w:val="left"/>
             </w:pPr>
             <w:r>
               <w:t xml:space="preserve">iPhone</w:t>
@@ -358,6 +371,7 @@
           <w:p>
             <w:pPr>
               <w:pStyle w:val="Compact"/>
+              <w:jc w:val="left"/>
             </w:pPr>
             <w:r>
               <w:t xml:space="preserve">Chrome iOS</w:t>
@@ -369,6 +383,7 @@
           <w:p>
             <w:pPr>
               <w:pStyle w:val="Compact"/>
+              <w:jc w:val="left"/>
             </w:pPr>
             <w:r>
               <w:t xml:space="preserve">P2</w:t>
@@ -380,6 +395,7 @@
           <w:p>
             <w:pPr>
               <w:pStyle w:val="Compact"/>
+              <w:jc w:val="left"/>
             </w:pPr>
             <w:r>
               <w:t xml:space="preserve">Checkout rendering sanity</w:t>
@@ -393,6 +409,7 @@
           <w:p>
             <w:pPr>
               <w:pStyle w:val="Compact"/>
+              <w:jc w:val="left"/>
             </w:pPr>
             <w:r>
               <w:t xml:space="preserve">iPad</w:t>
@@ -404,6 +421,7 @@
           <w:p>
             <w:pPr>
               <w:pStyle w:val="Compact"/>
+              <w:jc w:val="left"/>
             </w:pPr>
             <w:r>
               <w:t xml:space="preserve">Safari</w:t>
@@ -415,6 +433,7 @@
           <w:p>
             <w:pPr>
               <w:pStyle w:val="Compact"/>
+              <w:jc w:val="left"/>
             </w:pPr>
             <w:r>
               <w:t xml:space="preserve">P2</w:t>
@@ -426,6 +445,7 @@
           <w:p>
             <w:pPr>
               <w:pStyle w:val="Compact"/>
+              <w:jc w:val="left"/>
             </w:pPr>
             <w:r>
               <w:t xml:space="preserve">Clinic App graceful degradation</w:t>
@@ -452,16 +472,38 @@
       </w:r>
       <w:r>
         <w:rPr>
+          <w:bCs/>
           <w:b/>
+        </w:rPr>
+        <w:t xml:space="preserve">Missing Android?</w:t>
+      </w:r>
+      <w:r>
+        <w:t xml:space="preserve"> </w:t>
+      </w:r>
+      <w:r>
+        <w:t xml:space="preserve">Use BrowserStack live testing (real devices, ~$40/mo, cancel after testing) or borrow from someone</w:t>
+      </w:r>
+      <w:r>
+        <w:t xml:space="preserve"> </w:t>
+      </w:r>
+      <w:r>
+        <w:t xml:space="preserve">-</w:t>
+      </w:r>
+      <w:r>
+        <w:t xml:space="preserve"> </w:t>
+      </w:r>
+      <w:r>
+        <w:rPr>
           <w:bCs/>
-        </w:rPr>
-        <w:t xml:space="preserve">Missing Android?</w:t>
-      </w:r>
-      <w:r>
-        <w:t xml:space="preserve"> </w:t>
-      </w:r>
-      <w:r>
-        <w:t xml:space="preserve">Use BrowserStack live testing (real devices, ~$40/mo, cancel after testing) or borrow from someone</w:t>
+          <w:b/>
+        </w:rPr>
+        <w:t xml:space="preserve">Missing iPhone?</w:t>
+      </w:r>
+      <w:r>
+        <w:t xml:space="preserve"> </w:t>
+      </w:r>
+      <w:r>
+        <w:t xml:space="preserve">Same — BrowserStack has real iPhones</w:t>
       </w:r>
       <w:r>
         <w:t xml:space="preserve"> </w:t>
@@ -474,30 +516,8 @@
       </w:r>
       <w:r>
         <w:rPr>
+          <w:bCs/>
           <w:b/>
-          <w:bCs/>
-        </w:rPr>
-        <w:t xml:space="preserve">Missing iPhone?</w:t>
-      </w:r>
-      <w:r>
-        <w:t xml:space="preserve"> </w:t>
-      </w:r>
-      <w:r>
-        <w:t xml:space="preserve">Same — BrowserStack has real iPhones</w:t>
-      </w:r>
-      <w:r>
-        <w:t xml:space="preserve"> </w:t>
-      </w:r>
-      <w:r>
-        <w:t xml:space="preserve">-</w:t>
-      </w:r>
-      <w:r>
-        <w:t xml:space="preserve"> </w:t>
-      </w:r>
-      <w:r>
-        <w:rPr>
-          <w:b/>
-          <w:bCs/>
         </w:rPr>
         <w:t xml:space="preserve">No iPad?</w:t>
       </w:r>
@@ -515,8 +535,8 @@
         </w:pict>
       </w:r>
     </w:p>
-    <w:bookmarkEnd w:id="10"/>
-    <w:bookmarkStart w:id="11" w:name="pre-test-setup"/>
+    <w:bookmarkEnd w:id="21"/>
+    <w:bookmarkStart w:id="22" w:name="pre-test-setup"/>
     <w:p>
       <w:pPr>
         <w:pStyle w:val="Heading2"/>
@@ -535,11 +555,11 @@
     </w:p>
     <w:p>
       <w:pPr>
-        <w:pStyle w:val="Compact"/>
         <w:numPr>
           <w:ilvl w:val="0"/>
           <w:numId w:val="1001"/>
         </w:numPr>
+        <w:pStyle w:val="Compact"/>
       </w:pPr>
       <w:r>
         <w:t xml:space="preserve">Open the live app on your desktop and log in as</w:t>
@@ -571,11 +591,11 @@
     </w:p>
     <w:p>
       <w:pPr>
-        <w:pStyle w:val="Compact"/>
         <w:numPr>
           <w:ilvl w:val="0"/>
           <w:numId w:val="1001"/>
         </w:numPr>
+        <w:pStyle w:val="Compact"/>
       </w:pPr>
       <w:r>
         <w:t xml:space="preserve">Create a test prescription end-to-end:</w:t>
@@ -583,11 +603,11 @@
     </w:p>
     <w:p>
       <w:pPr>
-        <w:pStyle w:val="Compact"/>
         <w:numPr>
           <w:ilvl w:val="1"/>
           <w:numId w:val="1002"/>
         </w:numPr>
+        <w:pStyle w:val="Compact"/>
       </w:pPr>
       <w:r>
         <w:t xml:space="preserve">Select Alex Demo + Sarah Chen → Continue</w:t>
@@ -595,11 +615,11 @@
     </w:p>
     <w:p>
       <w:pPr>
-        <w:pStyle w:val="Compact"/>
         <w:numPr>
           <w:ilvl w:val="1"/>
           <w:numId w:val="1002"/>
         </w:numPr>
+        <w:pStyle w:val="Compact"/>
       </w:pPr>
       <w:r>
         <w:t xml:space="preserve">Pick any Favorite OR walk the Cascading Builder with Semaglutide → Strive Pharmacy</w:t>
@@ -607,11 +627,11 @@
     </w:p>
     <w:p>
       <w:pPr>
-        <w:pStyle w:val="Compact"/>
         <w:numPr>
           <w:ilvl w:val="1"/>
           <w:numId w:val="1002"/>
         </w:numPr>
+        <w:pStyle w:val="Compact"/>
       </w:pPr>
       <w:r>
         <w:t xml:space="preserve">Click 2x multiplier → sign → Confirm &amp; Send</w:t>
@@ -619,11 +639,11 @@
     </w:p>
     <w:p>
       <w:pPr>
-        <w:pStyle w:val="Compact"/>
         <w:numPr>
           <w:ilvl w:val="0"/>
           <w:numId w:val="1001"/>
         </w:numPr>
+        <w:pStyle w:val="Compact"/>
       </w:pPr>
       <w:r>
         <w:t xml:space="preserve">Wait for redirect to</w:t>
@@ -640,11 +660,11 @@
     </w:p>
     <w:p>
       <w:pPr>
-        <w:pStyle w:val="Compact"/>
         <w:numPr>
           <w:ilvl w:val="0"/>
           <w:numId w:val="1001"/>
         </w:numPr>
+        <w:pStyle w:val="Compact"/>
       </w:pPr>
       <w:r>
         <w:t xml:space="preserve">Click the most recent order → copy the checkout URL from the order detail drawer</w:t>
@@ -652,11 +672,11 @@
     </w:p>
     <w:p>
       <w:pPr>
-        <w:pStyle w:val="Compact"/>
         <w:numPr>
           <w:ilvl w:val="1"/>
           <w:numId w:val="1003"/>
         </w:numPr>
+        <w:pStyle w:val="Compact"/>
       </w:pPr>
       <w:r>
         <w:t xml:space="preserve">(Or run</w:t>
@@ -679,11 +699,11 @@
     </w:p>
     <w:p>
       <w:pPr>
-        <w:pStyle w:val="Compact"/>
         <w:numPr>
           <w:ilvl w:val="0"/>
           <w:numId w:val="1001"/>
         </w:numPr>
+        <w:pStyle w:val="Compact"/>
       </w:pPr>
       <w:r>
         <w:t xml:space="preserve">You will paste this URL into the mobile browser address bar manually (simulates the SMS tap)</w:t>
@@ -695,8 +715,8 @@
       </w:pPr>
       <w:r>
         <w:rPr>
+          <w:bCs/>
           <w:b/>
-          <w:bCs/>
         </w:rPr>
         <w:t xml:space="preserve">Expected URL format:</w:t>
       </w:r>
@@ -717,8 +737,8 @@
         </w:pict>
       </w:r>
     </w:p>
-    <w:bookmarkEnd w:id="11"/>
-    <w:bookmarkStart w:id="17" w:name="test-sections"/>
+    <w:bookmarkEnd w:id="22"/>
+    <w:bookmarkStart w:id="28" w:name="test-sections"/>
     <w:p>
       <w:pPr>
         <w:pStyle w:val="Heading2"/>
@@ -727,7 +747,7 @@
         <w:t xml:space="preserve">Test Sections</w:t>
       </w:r>
     </w:p>
-    <w:bookmarkStart w:id="12" w:name="X9c11d7bab971f2f51e083a8e86437fe1a798cde"/>
+    <w:bookmarkStart w:id="23" w:name="X9c11d7bab971f2f51e083a8e86437fe1a798cde"/>
     <w:p>
       <w:pPr>
         <w:pStyle w:val="Heading3"/>
@@ -750,620 +770,698 @@
       </w:pPr>
       <w:r>
         <w:rPr>
+          <w:bCs/>
           <w:b/>
+        </w:rPr>
+        <w:t xml:space="preserve">A1 — Page Load &amp; Layout:</w:t>
+      </w:r>
+    </w:p>
+    <w:p>
+      <w:pPr>
+        <w:numPr>
+          <w:ilvl w:val="0"/>
+          <w:numId w:val="1004"/>
+        </w:numPr>
+        <w:pStyle w:val="Compact"/>
+      </w:pPr>
+      <w:r>
+        <w:t xml:space="preserve">☐ Page loads without horizontal scroll (all content fits 320-428px viewport)</w:t>
+      </w:r>
+    </w:p>
+    <w:p>
+      <w:pPr>
+        <w:numPr>
+          <w:ilvl w:val="0"/>
+          <w:numId w:val="1004"/>
+        </w:numPr>
+        <w:pStyle w:val="Compact"/>
+      </w:pPr>
+      <w:r>
+        <w:t xml:space="preserve">☐ Clinic name</w:t>
+      </w:r>
+      <w:r>
+        <w:t xml:space="preserve"> </w:t>
+      </w:r>
+      <w:r>
+        <w:t xml:space="preserve">“</w:t>
+      </w:r>
+      <w:r>
+        <w:t xml:space="preserve">Sunrise Functional Medicine</w:t>
+      </w:r>
+      <w:r>
+        <w:t xml:space="preserve">”</w:t>
+      </w:r>
+      <w:r>
+        <w:t xml:space="preserve"> </w:t>
+      </w:r>
+      <w:r>
+        <w:t xml:space="preserve">displays prominently at top</w:t>
+      </w:r>
+    </w:p>
+    <w:p>
+      <w:pPr>
+        <w:numPr>
+          <w:ilvl w:val="0"/>
+          <w:numId w:val="1004"/>
+        </w:numPr>
+        <w:pStyle w:val="Compact"/>
+      </w:pPr>
+      <w:r>
+        <w:t xml:space="preserve">☐ Line item</w:t>
+      </w:r>
+      <w:r>
+        <w:t xml:space="preserve"> </w:t>
+      </w:r>
+      <w:r>
+        <w:t xml:space="preserve">“</w:t>
+      </w:r>
+      <w:r>
+        <w:t xml:space="preserve">Prescription Service</w:t>
+      </w:r>
+      <w:r>
+        <w:t xml:space="preserve">”</w:t>
+      </w:r>
+      <w:r>
+        <w:t xml:space="preserve"> </w:t>
+      </w:r>
+      <w:r>
+        <w:t xml:space="preserve">displays (NOT medication name)</w:t>
+      </w:r>
+    </w:p>
+    <w:p>
+      <w:pPr>
+        <w:numPr>
+          <w:ilvl w:val="0"/>
+          <w:numId w:val="1004"/>
+        </w:numPr>
+        <w:pStyle w:val="Compact"/>
+      </w:pPr>
+      <w:r>
+        <w:t xml:space="preserve">☐ Total price matches what was set on desktop ($300.00 expected)</w:t>
+      </w:r>
+    </w:p>
+    <w:p>
+      <w:pPr>
+        <w:numPr>
+          <w:ilvl w:val="0"/>
+          <w:numId w:val="1004"/>
+        </w:numPr>
+        <w:pStyle w:val="Compact"/>
+      </w:pPr>
+      <w:r>
+        <w:t xml:space="preserve">☐ Trust signals visible:</w:t>
+      </w:r>
+      <w:r>
+        <w:t xml:space="preserve"> </w:t>
+      </w:r>
+      <w:r>
+        <w:t xml:space="preserve">“</w:t>
+      </w:r>
+      <w:r>
+        <w:t xml:space="preserve">256-bit TLS Encryption</w:t>
+      </w:r>
+      <w:r>
+        <w:t xml:space="preserve">”</w:t>
+      </w:r>
+      <w:r>
+        <w:t xml:space="preserve">,</w:t>
+      </w:r>
+      <w:r>
+        <w:t xml:space="preserve"> </w:t>
+      </w:r>
+      <w:r>
+        <w:t xml:space="preserve">“</w:t>
+      </w:r>
+      <w:r>
+        <w:t xml:space="preserve">Powered by Stripe</w:t>
+      </w:r>
+      <w:r>
+        <w:t xml:space="preserve">”</w:t>
+      </w:r>
+    </w:p>
+    <w:p>
+      <w:pPr>
+        <w:numPr>
+          <w:ilvl w:val="0"/>
+          <w:numId w:val="1004"/>
+        </w:numPr>
+        <w:pStyle w:val="Compact"/>
+      </w:pPr>
+      <w:r>
+        <w:t xml:space="preserve">☐ No medication name, dosage, or diagnosis appears anywhere on the page (HIPAA check)</w:t>
+      </w:r>
+    </w:p>
+    <w:p>
+      <w:pPr>
+        <w:numPr>
+          <w:ilvl w:val="0"/>
+          <w:numId w:val="1004"/>
+        </w:numPr>
+        <w:pStyle w:val="Compact"/>
+      </w:pPr>
+      <w:r>
+        <w:t xml:space="preserve">☐ Footer reads</w:t>
+      </w:r>
+      <w:r>
+        <w:t xml:space="preserve"> </w:t>
+      </w:r>
+      <w:r>
+        <w:t xml:space="preserve">“</w:t>
+      </w:r>
+      <w:r>
+        <w:t xml:space="preserve">Your payment info is encrypted and never stored by CompoundIQ</w:t>
+      </w:r>
+      <w:r>
+        <w:t xml:space="preserve">”</w:t>
+      </w:r>
+    </w:p>
+    <w:p>
+      <w:pPr>
+        <w:pStyle w:val="FirstParagraph"/>
+      </w:pPr>
+      <w:r>
+        <w:rPr>
           <w:bCs/>
-        </w:rPr>
-        <w:t xml:space="preserve">A1 — Page Load &amp; Layout:</w:t>
-      </w:r>
-    </w:p>
-    <w:p>
-      <w:pPr>
-        <w:pStyle w:val="Compact"/>
-        <w:numPr>
-          <w:ilvl w:val="0"/>
-          <w:numId w:val="1004"/>
-        </w:numPr>
-      </w:pPr>
-      <w:r>
-        <w:t xml:space="preserve">Page loads without horizontal scroll (all content fits 320-428px viewport)</w:t>
-      </w:r>
-    </w:p>
-    <w:p>
-      <w:pPr>
-        <w:pStyle w:val="Compact"/>
+          <w:b/>
+        </w:rPr>
+        <w:t xml:space="preserve">A2 — Form Fields:</w:t>
+      </w:r>
+    </w:p>
+    <w:p>
+      <w:pPr>
         <w:numPr>
           <w:ilvl w:val="0"/>
           <w:numId w:val="1005"/>
         </w:numPr>
-      </w:pPr>
-      <w:r>
-        <w:t xml:space="preserve">Clinic name</w:t>
-      </w:r>
-      <w:r>
-        <w:t xml:space="preserve"> </w:t>
-      </w:r>
-      <w:r>
-        <w:t xml:space="preserve">“Sunrise Functional Medicine”</w:t>
-      </w:r>
-      <w:r>
-        <w:t xml:space="preserve"> </w:t>
-      </w:r>
-      <w:r>
-        <w:t xml:space="preserve">displays prominently at top</w:t>
-      </w:r>
-    </w:p>
-    <w:p>
-      <w:pPr>
-        <w:pStyle w:val="Compact"/>
+        <w:pStyle w:val="Compact"/>
+      </w:pPr>
+      <w:r>
+        <w:t xml:space="preserve">☐ Email field renders with iOS keyboard showing @ key</w:t>
+      </w:r>
+    </w:p>
+    <w:p>
+      <w:pPr>
+        <w:numPr>
+          <w:ilvl w:val="0"/>
+          <w:numId w:val="1005"/>
+        </w:numPr>
+        <w:pStyle w:val="Compact"/>
+      </w:pPr>
+      <w:r>
+        <w:t xml:space="preserve">☐ Tapping the email field does NOT cause the page to zoom in and get stuck (common iOS bug when font-size &lt; 16px)</w:t>
+      </w:r>
+    </w:p>
+    <w:p>
+      <w:pPr>
+        <w:numPr>
+          <w:ilvl w:val="0"/>
+          <w:numId w:val="1005"/>
+        </w:numPr>
+        <w:pStyle w:val="Compact"/>
+      </w:pPr>
+      <w:r>
+        <w:t xml:space="preserve">☐ Tab/Next key progression through form fields works</w:t>
+      </w:r>
+    </w:p>
+    <w:p>
+      <w:pPr>
+        <w:pStyle w:val="FirstParagraph"/>
+      </w:pPr>
+      <w:r>
+        <w:rPr>
+          <w:bCs/>
+          <w:b/>
+        </w:rPr>
+        <w:t xml:space="preserve">A3 — Stripe Payment Element:</w:t>
+      </w:r>
+    </w:p>
+    <w:p>
+      <w:pPr>
         <w:numPr>
           <w:ilvl w:val="0"/>
           <w:numId w:val="1006"/>
         </w:numPr>
-      </w:pPr>
-      <w:r>
-        <w:t xml:space="preserve">Line item</w:t>
-      </w:r>
-      <w:r>
-        <w:t xml:space="preserve"> </w:t>
-      </w:r>
-      <w:r>
-        <w:t xml:space="preserve">“Prescription Service”</w:t>
-      </w:r>
-      <w:r>
-        <w:t xml:space="preserve"> </w:t>
-      </w:r>
-      <w:r>
-        <w:t xml:space="preserve">displays (NOT medication name)</w:t>
-      </w:r>
-    </w:p>
-    <w:p>
-      <w:pPr>
-        <w:pStyle w:val="Compact"/>
+        <w:pStyle w:val="Compact"/>
+      </w:pPr>
+      <w:r>
+        <w:t xml:space="preserve">☐ Stripe Elements iframe loads (card number, expiry, CVC inputs visible)</w:t>
+      </w:r>
+    </w:p>
+    <w:p>
+      <w:pPr>
+        <w:numPr>
+          <w:ilvl w:val="0"/>
+          <w:numId w:val="1006"/>
+        </w:numPr>
+        <w:pStyle w:val="Compact"/>
+      </w:pPr>
+      <w:r>
+        <w:t xml:space="preserve">☐</w:t>
+      </w:r>
+      <w:r>
+        <w:t xml:space="preserve"> </w:t>
+      </w:r>
+      <w:r>
+        <w:rPr>
+          <w:bCs/>
+          <w:b/>
+        </w:rPr>
+        <w:t xml:space="preserve">Apple Pay button appears at the top of the payment element</w:t>
+      </w:r>
+      <w:r>
+        <w:t xml:space="preserve"> </w:t>
+      </w:r>
+      <w:r>
+        <w:t xml:space="preserve">(this is the critical check)</w:t>
+      </w:r>
+    </w:p>
+    <w:p>
+      <w:pPr>
+        <w:numPr>
+          <w:ilvl w:val="0"/>
+          <w:numId w:val="1006"/>
+        </w:numPr>
+        <w:pStyle w:val="Compact"/>
+      </w:pPr>
+      <w:r>
+        <w:t xml:space="preserve">☐ Card input autocompletes from iCloud Keychain if you have a saved card</w:t>
+      </w:r>
+    </w:p>
+    <w:p>
+      <w:pPr>
+        <w:numPr>
+          <w:ilvl w:val="0"/>
+          <w:numId w:val="1006"/>
+        </w:numPr>
+        <w:pStyle w:val="Compact"/>
+      </w:pPr>
+      <w:r>
+        <w:t xml:space="preserve">☐ Typing in card number field works smoothly (no lag, no disappearing digits)</w:t>
+      </w:r>
+    </w:p>
+    <w:p>
+      <w:pPr>
+        <w:pStyle w:val="FirstParagraph"/>
+      </w:pPr>
+      <w:r>
+        <w:rPr>
+          <w:bCs/>
+          <w:b/>
+        </w:rPr>
+        <w:t xml:space="preserve">A4 — Apple Pay Flow:</w:t>
+      </w:r>
+    </w:p>
+    <w:p>
+      <w:pPr>
         <w:numPr>
           <w:ilvl w:val="0"/>
           <w:numId w:val="1007"/>
         </w:numPr>
-      </w:pPr>
-      <w:r>
-        <w:t xml:space="preserve">Total price matches what was set on desktop ($300.00 expected)</w:t>
-      </w:r>
-    </w:p>
-    <w:p>
-      <w:pPr>
-        <w:pStyle w:val="Compact"/>
+        <w:pStyle w:val="Compact"/>
+      </w:pPr>
+      <w:r>
+        <w:t xml:space="preserve">☐ Tap Apple Pay button → Face ID / Touch ID prompt appears</w:t>
+      </w:r>
+    </w:p>
+    <w:p>
+      <w:pPr>
+        <w:numPr>
+          <w:ilvl w:val="0"/>
+          <w:numId w:val="1007"/>
+        </w:numPr>
+        <w:pStyle w:val="Compact"/>
+      </w:pPr>
+      <w:r>
+        <w:t xml:space="preserve">☐ After biometric auth, payment sheet shows correct clinic name (</w:t>
+      </w:r>
+      <w:r>
+        <w:t xml:space="preserve">“</w:t>
+      </w:r>
+      <w:r>
+        <w:t xml:space="preserve">Sunrise Functional Medicine</w:t>
+      </w:r>
+      <w:r>
+        <w:t xml:space="preserve">”</w:t>
+      </w:r>
+      <w:r>
+        <w:t xml:space="preserve">) and correct amount ($300.00)</w:t>
+      </w:r>
+    </w:p>
+    <w:p>
+      <w:pPr>
+        <w:numPr>
+          <w:ilvl w:val="0"/>
+          <w:numId w:val="1007"/>
+        </w:numPr>
+        <w:pStyle w:val="Compact"/>
+      </w:pPr>
+      <w:r>
+        <w:t xml:space="preserve">☐ Sheet shows</w:t>
+      </w:r>
+      <w:r>
+        <w:t xml:space="preserve"> </w:t>
+      </w:r>
+      <w:r>
+        <w:t xml:space="preserve">“</w:t>
+      </w:r>
+      <w:r>
+        <w:t xml:space="preserve">Prescription Service</w:t>
+      </w:r>
+      <w:r>
+        <w:t xml:space="preserve">”</w:t>
+      </w:r>
+      <w:r>
+        <w:t xml:space="preserve"> </w:t>
+      </w:r>
+      <w:r>
+        <w:t xml:space="preserve">as the line item (not medication name)</w:t>
+      </w:r>
+    </w:p>
+    <w:p>
+      <w:pPr>
+        <w:numPr>
+          <w:ilvl w:val="0"/>
+          <w:numId w:val="1007"/>
+        </w:numPr>
+        <w:pStyle w:val="Compact"/>
+      </w:pPr>
+      <w:r>
+        <w:t xml:space="preserve">☐ Cancel button works and returns to the checkout page without error</w:t>
+      </w:r>
+    </w:p>
+    <w:p>
+      <w:pPr>
+        <w:pStyle w:val="FirstParagraph"/>
+      </w:pPr>
+      <w:r>
+        <w:rPr>
+          <w:bCs/>
+          <w:b/>
+        </w:rPr>
+        <w:t xml:space="preserve">Do NOT complete the Apple Pay transaction during testing unless you want a real $300 charge to your card — the app is in Stripe test mode ONLY if the test Stripe publishable key is active. Verify this with desktop dev tools before tapping Pay.</w:t>
+      </w:r>
+    </w:p>
+    <w:p>
+      <w:pPr>
+        <w:pStyle w:val="BodyText"/>
+      </w:pPr>
+      <w:r>
+        <w:t xml:space="preserve">If you ARE in test mode, proceed:</w:t>
+      </w:r>
+    </w:p>
+    <w:p>
+      <w:pPr>
         <w:numPr>
           <w:ilvl w:val="0"/>
           <w:numId w:val="1008"/>
         </w:numPr>
-      </w:pPr>
-      <w:r>
-        <w:t xml:space="preserve">Trust signals visible:</w:t>
-      </w:r>
-      <w:r>
-        <w:t xml:space="preserve"> </w:t>
-      </w:r>
-      <w:r>
-        <w:t xml:space="preserve">“256-bit TLS Encryption”</w:t>
-      </w:r>
-      <w:r>
-        <w:t xml:space="preserve">,</w:t>
-      </w:r>
-      <w:r>
-        <w:t xml:space="preserve"> </w:t>
-      </w:r>
-      <w:r>
-        <w:t xml:space="preserve">“Powered by Stripe”</w:t>
-      </w:r>
-    </w:p>
-    <w:p>
-      <w:pPr>
-        <w:pStyle w:val="Compact"/>
+        <w:pStyle w:val="Compact"/>
+      </w:pPr>
+      <w:r>
+        <w:t xml:space="preserve">☐ Tap Pay → biometric confirmation → success animation in Apple Pay sheet → redirect to</w:t>
+      </w:r>
+      <w:r>
+        <w:t xml:space="preserve"> </w:t>
+      </w:r>
+      <w:r>
+        <w:rPr>
+          <w:rStyle w:val="VerbatimChar"/>
+        </w:rPr>
+        <w:t xml:space="preserve">/checkout/success/&lt;order_id&gt;</w:t>
+      </w:r>
+    </w:p>
+    <w:p>
+      <w:pPr>
+        <w:numPr>
+          <w:ilvl w:val="0"/>
+          <w:numId w:val="1008"/>
+        </w:numPr>
+        <w:pStyle w:val="Compact"/>
+      </w:pPr>
+      <w:r>
+        <w:t xml:space="preserve">☐ Success page: green checkmark,</w:t>
+      </w:r>
+      <w:r>
+        <w:t xml:space="preserve"> </w:t>
+      </w:r>
+      <w:r>
+        <w:t xml:space="preserve">“</w:t>
+      </w:r>
+      <w:r>
+        <w:t xml:space="preserve">Payment Received</w:t>
+      </w:r>
+      <w:r>
+        <w:t xml:space="preserve">”</w:t>
+      </w:r>
+      <w:r>
+        <w:t xml:space="preserve">, amount in green, order reference (first 8 chars of UUID in monospace font)</w:t>
+      </w:r>
+    </w:p>
+    <w:p>
+      <w:pPr>
+        <w:numPr>
+          <w:ilvl w:val="0"/>
+          <w:numId w:val="1008"/>
+        </w:numPr>
+        <w:pStyle w:val="Compact"/>
+      </w:pPr>
+      <w:r>
+        <w:t xml:space="preserve">☐</w:t>
+      </w:r>
+      <w:r>
+        <w:t xml:space="preserve"> </w:t>
+      </w:r>
+      <w:r>
+        <w:t xml:space="preserve">“</w:t>
+      </w:r>
+      <w:r>
+        <w:t xml:space="preserve">What Happens Next</w:t>
+      </w:r>
+      <w:r>
+        <w:t xml:space="preserve">”</w:t>
+      </w:r>
+      <w:r>
+        <w:t xml:space="preserve"> </w:t>
+      </w:r>
+      <w:r>
+        <w:t xml:space="preserve">card renders with 3 steps</w:t>
+      </w:r>
+    </w:p>
+    <w:p>
+      <w:pPr>
+        <w:numPr>
+          <w:ilvl w:val="0"/>
+          <w:numId w:val="1008"/>
+        </w:numPr>
+        <w:pStyle w:val="Compact"/>
+      </w:pPr>
+      <w:r>
+        <w:t xml:space="preserve">☐ No medication name on success page</w:t>
+      </w:r>
+    </w:p>
+    <w:p>
+      <w:pPr>
+        <w:pStyle w:val="FirstParagraph"/>
+      </w:pPr>
+      <w:r>
+        <w:rPr>
+          <w:bCs/>
+          <w:b/>
+        </w:rPr>
+        <w:t xml:space="preserve">A5 — Card Entry (fallback if skipping Apple Pay):</w:t>
+      </w:r>
+    </w:p>
+    <w:p>
+      <w:pPr>
+        <w:pStyle w:val="BodyText"/>
+      </w:pPr>
+      <w:r>
+        <w:t xml:space="preserve">Use Stripe test card</w:t>
+      </w:r>
+      <w:r>
+        <w:t xml:space="preserve"> </w:t>
+      </w:r>
+      <w:r>
+        <w:rPr>
+          <w:rStyle w:val="VerbatimChar"/>
+        </w:rPr>
+        <w:t xml:space="preserve">4242 4242 4242 4242</w:t>
+      </w:r>
+      <w:r>
+        <w:t xml:space="preserve">, expiry</w:t>
+      </w:r>
+      <w:r>
+        <w:t xml:space="preserve"> </w:t>
+      </w:r>
+      <w:r>
+        <w:rPr>
+          <w:rStyle w:val="VerbatimChar"/>
+        </w:rPr>
+        <w:t xml:space="preserve">12/28</w:t>
+      </w:r>
+      <w:r>
+        <w:t xml:space="preserve">, CVC</w:t>
+      </w:r>
+      <w:r>
+        <w:t xml:space="preserve"> </w:t>
+      </w:r>
+      <w:r>
+        <w:rPr>
+          <w:rStyle w:val="VerbatimChar"/>
+        </w:rPr>
+        <w:t xml:space="preserve">123</w:t>
+      </w:r>
+      <w:r>
+        <w:t xml:space="preserve">, ZIP</w:t>
+      </w:r>
+      <w:r>
+        <w:t xml:space="preserve"> </w:t>
+      </w:r>
+      <w:r>
+        <w:rPr>
+          <w:rStyle w:val="VerbatimChar"/>
+        </w:rPr>
+        <w:t xml:space="preserve">78701</w:t>
+      </w:r>
+      <w:r>
+        <w:t xml:space="preserve">.</w:t>
+      </w:r>
+    </w:p>
+    <w:p>
+      <w:pPr>
         <w:numPr>
           <w:ilvl w:val="0"/>
           <w:numId w:val="1009"/>
         </w:numPr>
-      </w:pPr>
-      <w:r>
-        <w:t xml:space="preserve">No medication name, dosage, or diagnosis appears anywhere on the page (HIPAA check)</w:t>
-      </w:r>
-    </w:p>
-    <w:p>
-      <w:pPr>
-        <w:pStyle w:val="Compact"/>
+        <w:pStyle w:val="Compact"/>
+      </w:pPr>
+      <w:r>
+        <w:t xml:space="preserve">☐ Type in card number field — cursor doesn’t jump around</w:t>
+      </w:r>
+    </w:p>
+    <w:p>
+      <w:pPr>
+        <w:numPr>
+          <w:ilvl w:val="0"/>
+          <w:numId w:val="1009"/>
+        </w:numPr>
+        <w:pStyle w:val="Compact"/>
+      </w:pPr>
+      <w:r>
+        <w:t xml:space="preserve">☐ Form validation: invalid card number shows inline error, does not crash</w:t>
+      </w:r>
+    </w:p>
+    <w:p>
+      <w:pPr>
+        <w:numPr>
+          <w:ilvl w:val="0"/>
+          <w:numId w:val="1009"/>
+        </w:numPr>
+        <w:pStyle w:val="Compact"/>
+      </w:pPr>
+      <w:r>
+        <w:t xml:space="preserve">☐ Submit button is tap-target friendly (min 44×44 px)</w:t>
+      </w:r>
+    </w:p>
+    <w:p>
+      <w:pPr>
+        <w:numPr>
+          <w:ilvl w:val="0"/>
+          <w:numId w:val="1009"/>
+        </w:numPr>
+        <w:pStyle w:val="Compact"/>
+      </w:pPr>
+      <w:r>
+        <w:t xml:space="preserve">☐ Pay button submits and shows loading state</w:t>
+      </w:r>
+    </w:p>
+    <w:p>
+      <w:pPr>
+        <w:numPr>
+          <w:ilvl w:val="0"/>
+          <w:numId w:val="1009"/>
+        </w:numPr>
+        <w:pStyle w:val="Compact"/>
+      </w:pPr>
+      <w:r>
+        <w:t xml:space="preserve">☐ Redirects to success page on completion</w:t>
+      </w:r>
+    </w:p>
+    <w:p>
+      <w:pPr>
+        <w:pStyle w:val="FirstParagraph"/>
+      </w:pPr>
+      <w:r>
+        <w:rPr>
+          <w:bCs/>
+          <w:b/>
+        </w:rPr>
+        <w:t xml:space="preserve">A6 — Expired Link:</w:t>
+      </w:r>
+    </w:p>
+    <w:p>
+      <w:pPr>
+        <w:pStyle w:val="BodyText"/>
+      </w:pPr>
+      <w:r>
+        <w:t xml:space="preserve">Navigate to</w:t>
+      </w:r>
+      <w:r>
+        <w:t xml:space="preserve"> </w:t>
+      </w:r>
+      <w:r>
+        <w:rPr>
+          <w:rStyle w:val="VerbatimChar"/>
+        </w:rPr>
+        <w:t xml:space="preserve">https://functional-medicine-infrastructure.vercel.app/checkout/expired</w:t>
+      </w:r>
+    </w:p>
+    <w:p>
+      <w:pPr>
         <w:numPr>
           <w:ilvl w:val="0"/>
           <w:numId w:val="1010"/>
         </w:numPr>
-      </w:pPr>
-      <w:r>
-        <w:t xml:space="preserve">Footer reads</w:t>
-      </w:r>
-      <w:r>
-        <w:t xml:space="preserve"> </w:t>
-      </w:r>
-      <w:r>
-        <w:t xml:space="preserve">“Your payment info is encrypted and never stored by CompoundIQ”</w:t>
-      </w:r>
-    </w:p>
-    <w:p>
-      <w:pPr>
-        <w:pStyle w:val="FirstParagraph"/>
-      </w:pPr>
-      <w:r>
-        <w:rPr>
-          <w:b/>
-          <w:bCs/>
-        </w:rPr>
-        <w:t xml:space="preserve">A2 — Form Fields:</w:t>
-      </w:r>
-    </w:p>
-    <w:p>
-      <w:pPr>
-        <w:pStyle w:val="Compact"/>
-        <w:numPr>
-          <w:ilvl w:val="0"/>
-          <w:numId w:val="1011"/>
-        </w:numPr>
-      </w:pPr>
-      <w:r>
-        <w:t xml:space="preserve">Email field renders with iOS keyboard showing @ key</w:t>
-      </w:r>
-    </w:p>
-    <w:p>
-      <w:pPr>
-        <w:pStyle w:val="Compact"/>
-        <w:numPr>
-          <w:ilvl w:val="0"/>
-          <w:numId w:val="1012"/>
-        </w:numPr>
-      </w:pPr>
-      <w:r>
-        <w:t xml:space="preserve">Tapping the email field does NOT cause the page to zoom in and get stuck (common iOS bug when font-size &lt; 16px)</w:t>
-      </w:r>
-    </w:p>
-    <w:p>
-      <w:pPr>
-        <w:pStyle w:val="Compact"/>
-        <w:numPr>
-          <w:ilvl w:val="0"/>
-          <w:numId w:val="1013"/>
-        </w:numPr>
-      </w:pPr>
-      <w:r>
-        <w:t xml:space="preserve">Tab/Next key progression through form fields works</w:t>
-      </w:r>
-    </w:p>
-    <w:p>
-      <w:pPr>
-        <w:pStyle w:val="FirstParagraph"/>
-      </w:pPr>
-      <w:r>
-        <w:rPr>
-          <w:b/>
-          <w:bCs/>
-        </w:rPr>
-        <w:t xml:space="preserve">A3 — Stripe Payment Element:</w:t>
-      </w:r>
-    </w:p>
-    <w:p>
-      <w:pPr>
-        <w:pStyle w:val="Compact"/>
-        <w:numPr>
-          <w:ilvl w:val="0"/>
-          <w:numId w:val="1014"/>
-        </w:numPr>
-      </w:pPr>
-      <w:r>
-        <w:t xml:space="preserve">Stripe Elements iframe loads (card number, expiry, CVC inputs visible)</w:t>
-      </w:r>
-    </w:p>
-    <w:p>
-      <w:pPr>
-        <w:pStyle w:val="Compact"/>
-        <w:numPr>
-          <w:ilvl w:val="0"/>
-          <w:numId w:val="1015"/>
-        </w:numPr>
-      </w:pPr>
-      <w:r>
-        <w:rPr>
-          <w:b/>
-          <w:bCs/>
-        </w:rPr>
-        <w:t xml:space="preserve">Apple Pay button appears at the top of the payment element</w:t>
-      </w:r>
-      <w:r>
-        <w:t xml:space="preserve"> </w:t>
-      </w:r>
-      <w:r>
-        <w:t xml:space="preserve">(this is the critical check)</w:t>
-      </w:r>
-    </w:p>
-    <w:p>
-      <w:pPr>
-        <w:pStyle w:val="Compact"/>
-        <w:numPr>
-          <w:ilvl w:val="0"/>
-          <w:numId w:val="1016"/>
-        </w:numPr>
-      </w:pPr>
-      <w:r>
-        <w:t xml:space="preserve">Card input autocompletes from iCloud Keychain if you have a saved card</w:t>
-      </w:r>
-    </w:p>
-    <w:p>
-      <w:pPr>
-        <w:pStyle w:val="Compact"/>
-        <w:numPr>
-          <w:ilvl w:val="0"/>
-          <w:numId w:val="1017"/>
-        </w:numPr>
-      </w:pPr>
-      <w:r>
-        <w:t xml:space="preserve">Typing in card number field works smoothly (no lag, no disappearing digits)</w:t>
-      </w:r>
-    </w:p>
-    <w:p>
-      <w:pPr>
-        <w:pStyle w:val="FirstParagraph"/>
-      </w:pPr>
-      <w:r>
-        <w:rPr>
-          <w:b/>
-          <w:bCs/>
-        </w:rPr>
-        <w:t xml:space="preserve">A4 — Apple Pay Flow:</w:t>
-      </w:r>
-    </w:p>
-    <w:p>
-      <w:pPr>
-        <w:pStyle w:val="Compact"/>
-        <w:numPr>
-          <w:ilvl w:val="0"/>
-          <w:numId w:val="1018"/>
-        </w:numPr>
-      </w:pPr>
-      <w:r>
-        <w:t xml:space="preserve">Tap Apple Pay button → Face ID / Touch ID prompt appears</w:t>
-      </w:r>
-    </w:p>
-    <w:p>
-      <w:pPr>
-        <w:pStyle w:val="Compact"/>
-        <w:numPr>
-          <w:ilvl w:val="0"/>
-          <w:numId w:val="1019"/>
-        </w:numPr>
-      </w:pPr>
-      <w:r>
-        <w:t xml:space="preserve">After biometric auth, payment sheet shows correct clinic name (</w:t>
-      </w:r>
-      <w:r>
-        <w:t xml:space="preserve">“Sunrise Functional Medicine”</w:t>
-      </w:r>
-      <w:r>
-        <w:t xml:space="preserve">) and correct amount ($300.00)</w:t>
-      </w:r>
-    </w:p>
-    <w:p>
-      <w:pPr>
-        <w:pStyle w:val="Compact"/>
-        <w:numPr>
-          <w:ilvl w:val="0"/>
-          <w:numId w:val="1020"/>
-        </w:numPr>
-      </w:pPr>
-      <w:r>
-        <w:t xml:space="preserve">Sheet shows</w:t>
-      </w:r>
-      <w:r>
-        <w:t xml:space="preserve"> </w:t>
-      </w:r>
-      <w:r>
-        <w:t xml:space="preserve">“Prescription Service”</w:t>
-      </w:r>
-      <w:r>
-        <w:t xml:space="preserve"> </w:t>
-      </w:r>
-      <w:r>
-        <w:t xml:space="preserve">as the line item (not medication name)</w:t>
-      </w:r>
-    </w:p>
-    <w:p>
-      <w:pPr>
-        <w:pStyle w:val="Compact"/>
-        <w:numPr>
-          <w:ilvl w:val="0"/>
-          <w:numId w:val="1021"/>
-        </w:numPr>
-      </w:pPr>
-      <w:r>
-        <w:t xml:space="preserve">Cancel button works and returns to the checkout page without error</w:t>
-      </w:r>
-    </w:p>
-    <w:p>
-      <w:pPr>
-        <w:pStyle w:val="FirstParagraph"/>
-      </w:pPr>
-      <w:r>
-        <w:rPr>
-          <w:b/>
-          <w:bCs/>
-        </w:rPr>
-        <w:t xml:space="preserve">Do NOT complete the Apple Pay transaction during testing unless you want a real $300 charge to your card — the app is in Stripe test mode ONLY if the test Stripe publishable key is active. Verify this with desktop dev tools before tapping Pay.</w:t>
-      </w:r>
-    </w:p>
-    <w:p>
-      <w:pPr>
-        <w:pStyle w:val="BodyText"/>
-      </w:pPr>
-      <w:r>
-        <w:t xml:space="preserve">If you ARE in test mode, proceed:</w:t>
-      </w:r>
-    </w:p>
-    <w:p>
-      <w:pPr>
-        <w:pStyle w:val="Compact"/>
-        <w:numPr>
-          <w:ilvl w:val="0"/>
-          <w:numId w:val="1022"/>
-        </w:numPr>
-      </w:pPr>
-      <w:r>
-        <w:t xml:space="preserve">Tap Pay → biometric confirmation → success animation in Apple Pay sheet → redirect to</w:t>
-      </w:r>
-      <w:r>
-        <w:t xml:space="preserve"> </w:t>
-      </w:r>
-      <w:r>
-        <w:rPr>
-          <w:rStyle w:val="VerbatimChar"/>
-        </w:rPr>
-        <w:t xml:space="preserve">/checkout/success/&lt;order_id&gt;</w:t>
-      </w:r>
-    </w:p>
-    <w:p>
-      <w:pPr>
-        <w:pStyle w:val="Compact"/>
-        <w:numPr>
-          <w:ilvl w:val="0"/>
-          <w:numId w:val="1023"/>
-        </w:numPr>
-      </w:pPr>
-      <w:r>
-        <w:t xml:space="preserve">Success page: green checkmark,</w:t>
-      </w:r>
-      <w:r>
-        <w:t xml:space="preserve"> </w:t>
-      </w:r>
-      <w:r>
-        <w:t xml:space="preserve">“Payment Received”</w:t>
-      </w:r>
-      <w:r>
-        <w:t xml:space="preserve">, amount in green, order reference (first 8 chars of UUID in monospace font)</w:t>
-      </w:r>
-    </w:p>
-    <w:p>
-      <w:pPr>
-        <w:pStyle w:val="Compact"/>
-        <w:numPr>
-          <w:ilvl w:val="0"/>
-          <w:numId w:val="1024"/>
-        </w:numPr>
-      </w:pPr>
-      <w:r>
-        <w:t xml:space="preserve">“What Happens Next”</w:t>
-      </w:r>
-      <w:r>
-        <w:t xml:space="preserve"> </w:t>
-      </w:r>
-      <w:r>
-        <w:t xml:space="preserve">card renders with 3 steps</w:t>
-      </w:r>
-    </w:p>
-    <w:p>
-      <w:pPr>
-        <w:pStyle w:val="Compact"/>
-        <w:numPr>
-          <w:ilvl w:val="0"/>
-          <w:numId w:val="1025"/>
-        </w:numPr>
-      </w:pPr>
-      <w:r>
-        <w:t xml:space="preserve">No medication name on success page</w:t>
-      </w:r>
-    </w:p>
-    <w:p>
-      <w:pPr>
-        <w:pStyle w:val="FirstParagraph"/>
-      </w:pPr>
-      <w:r>
-        <w:rPr>
-          <w:b/>
-          <w:bCs/>
-        </w:rPr>
-        <w:t xml:space="preserve">A5 — Card Entry (fallback if skipping Apple Pay):</w:t>
-      </w:r>
-    </w:p>
-    <w:p>
-      <w:pPr>
-        <w:pStyle w:val="BodyText"/>
-      </w:pPr>
-      <w:r>
-        <w:t xml:space="preserve">Use Stripe test card</w:t>
-      </w:r>
-      <w:r>
-        <w:t xml:space="preserve"> </w:t>
-      </w:r>
-      <w:r>
-        <w:rPr>
-          <w:rStyle w:val="VerbatimChar"/>
-        </w:rPr>
-        <w:t xml:space="preserve">4242 4242 4242 4242</w:t>
-      </w:r>
-      <w:r>
-        <w:t xml:space="preserve">, expiry</w:t>
-      </w:r>
-      <w:r>
-        <w:t xml:space="preserve"> </w:t>
-      </w:r>
-      <w:r>
-        <w:rPr>
-          <w:rStyle w:val="VerbatimChar"/>
-        </w:rPr>
-        <w:t xml:space="preserve">12/28</w:t>
-      </w:r>
-      <w:r>
-        <w:t xml:space="preserve">, CVC</w:t>
-      </w:r>
-      <w:r>
-        <w:t xml:space="preserve"> </w:t>
-      </w:r>
-      <w:r>
-        <w:rPr>
-          <w:rStyle w:val="VerbatimChar"/>
-        </w:rPr>
-        <w:t xml:space="preserve">123</w:t>
-      </w:r>
-      <w:r>
-        <w:t xml:space="preserve">, ZIP</w:t>
-      </w:r>
-      <w:r>
-        <w:t xml:space="preserve"> </w:t>
-      </w:r>
-      <w:r>
-        <w:rPr>
-          <w:rStyle w:val="VerbatimChar"/>
-        </w:rPr>
-        <w:t xml:space="preserve">78701</w:t>
-      </w:r>
-      <w:r>
-        <w:t xml:space="preserve">.</w:t>
-      </w:r>
-    </w:p>
-    <w:p>
-      <w:pPr>
-        <w:pStyle w:val="Compact"/>
-        <w:numPr>
-          <w:ilvl w:val="0"/>
-          <w:numId w:val="1026"/>
-        </w:numPr>
-      </w:pPr>
-      <w:r>
-        <w:t xml:space="preserve">Type in card number field — cursor doesn’t jump around</w:t>
-      </w:r>
-    </w:p>
-    <w:p>
-      <w:pPr>
-        <w:pStyle w:val="Compact"/>
-        <w:numPr>
-          <w:ilvl w:val="0"/>
-          <w:numId w:val="1027"/>
-        </w:numPr>
-      </w:pPr>
-      <w:r>
-        <w:t xml:space="preserve">Form validation: invalid card number shows inline error, does not crash</w:t>
-      </w:r>
-    </w:p>
-    <w:p>
-      <w:pPr>
-        <w:pStyle w:val="Compact"/>
-        <w:numPr>
-          <w:ilvl w:val="0"/>
-          <w:numId w:val="1028"/>
-        </w:numPr>
-      </w:pPr>
-      <w:r>
-        <w:t xml:space="preserve">Submit button is tap-target friendly (min 44×44 px)</w:t>
-      </w:r>
-    </w:p>
-    <w:p>
-      <w:pPr>
-        <w:pStyle w:val="Compact"/>
-        <w:numPr>
-          <w:ilvl w:val="0"/>
-          <w:numId w:val="1029"/>
-        </w:numPr>
-      </w:pPr>
-      <w:r>
-        <w:t xml:space="preserve">Pay button submits and shows loading state</w:t>
-      </w:r>
-    </w:p>
-    <w:p>
-      <w:pPr>
-        <w:pStyle w:val="Compact"/>
-        <w:numPr>
-          <w:ilvl w:val="0"/>
-          <w:numId w:val="1030"/>
-        </w:numPr>
-      </w:pPr>
-      <w:r>
-        <w:t xml:space="preserve">Redirects to success page on completion</w:t>
-      </w:r>
-    </w:p>
-    <w:p>
-      <w:pPr>
-        <w:pStyle w:val="FirstParagraph"/>
-      </w:pPr>
-      <w:r>
-        <w:rPr>
-          <w:b/>
-          <w:bCs/>
-        </w:rPr>
-        <w:t xml:space="preserve">A6 — Expired Link:</w:t>
-      </w:r>
-    </w:p>
-    <w:p>
-      <w:pPr>
-        <w:pStyle w:val="BodyText"/>
-      </w:pPr>
-      <w:r>
-        <w:t xml:space="preserve">Navigate to</w:t>
-      </w:r>
-      <w:r>
-        <w:t xml:space="preserve"> </w:t>
-      </w:r>
-      <w:r>
-        <w:rPr>
-          <w:rStyle w:val="VerbatimChar"/>
-        </w:rPr>
-        <w:t xml:space="preserve">https://functional-medicine-infrastructure.vercel.app/checkout/expired</w:t>
-      </w:r>
-    </w:p>
-    <w:p>
-      <w:pPr>
-        <w:pStyle w:val="Compact"/>
-        <w:numPr>
-          <w:ilvl w:val="0"/>
-          <w:numId w:val="1031"/>
-        </w:numPr>
-      </w:pPr>
-      <w:r>
-        <w:t xml:space="preserve">Page renders without horizontal scroll</w:t>
-      </w:r>
-    </w:p>
-    <w:p>
-      <w:pPr>
-        <w:pStyle w:val="Compact"/>
-        <w:numPr>
-          <w:ilvl w:val="0"/>
-          <w:numId w:val="1032"/>
-        </w:numPr>
-      </w:pPr>
-      <w:r>
-        <w:t xml:space="preserve">Clock icon visible and properly sized</w:t>
-      </w:r>
-    </w:p>
-    <w:p>
-      <w:pPr>
-        <w:pStyle w:val="Compact"/>
-        <w:numPr>
-          <w:ilvl w:val="0"/>
-          <w:numId w:val="1033"/>
-        </w:numPr>
-      </w:pPr>
-      <w:r>
-        <w:t xml:space="preserve">“This payment link has expired”</w:t>
+        <w:pStyle w:val="Compact"/>
+      </w:pPr>
+      <w:r>
+        <w:t xml:space="preserve">☐ Page renders without horizontal scroll</w:t>
+      </w:r>
+    </w:p>
+    <w:p>
+      <w:pPr>
+        <w:numPr>
+          <w:ilvl w:val="0"/>
+          <w:numId w:val="1010"/>
+        </w:numPr>
+        <w:pStyle w:val="Compact"/>
+      </w:pPr>
+      <w:r>
+        <w:t xml:space="preserve">☐ Clock icon visible and properly sized</w:t>
+      </w:r>
+    </w:p>
+    <w:p>
+      <w:pPr>
+        <w:numPr>
+          <w:ilvl w:val="0"/>
+          <w:numId w:val="1010"/>
+        </w:numPr>
+        <w:pStyle w:val="Compact"/>
+      </w:pPr>
+      <w:r>
+        <w:t xml:space="preserve">☐</w:t>
+      </w:r>
+      <w:r>
+        <w:t xml:space="preserve"> </w:t>
+      </w:r>
+      <w:r>
+        <w:t xml:space="preserve">“</w:t>
+      </w:r>
+      <w:r>
+        <w:t xml:space="preserve">This payment link has expired</w:t>
+      </w:r>
+      <w:r>
+        <w:t xml:space="preserve">”</w:t>
       </w:r>
       <w:r>
         <w:t xml:space="preserve"> </w:t>
@@ -1374,26 +1472,26 @@
     </w:p>
     <w:p>
       <w:pPr>
-        <w:pStyle w:val="Compact"/>
-        <w:numPr>
-          <w:ilvl w:val="0"/>
-          <w:numId w:val="1034"/>
-        </w:numPr>
-      </w:pPr>
-      <w:r>
-        <w:t xml:space="preserve">Instruction to contact clinic</w:t>
-      </w:r>
-    </w:p>
-    <w:p>
-      <w:pPr>
-        <w:pStyle w:val="Compact"/>
-        <w:numPr>
-          <w:ilvl w:val="0"/>
-          <w:numId w:val="1035"/>
-        </w:numPr>
-      </w:pPr>
-      <w:r>
-        <w:t xml:space="preserve">Zero PHI (no order ID, no medication, no patient name)</w:t>
+        <w:numPr>
+          <w:ilvl w:val="0"/>
+          <w:numId w:val="1010"/>
+        </w:numPr>
+        <w:pStyle w:val="Compact"/>
+      </w:pPr>
+      <w:r>
+        <w:t xml:space="preserve">☐ Instruction to contact clinic</w:t>
+      </w:r>
+    </w:p>
+    <w:p>
+      <w:pPr>
+        <w:numPr>
+          <w:ilvl w:val="0"/>
+          <w:numId w:val="1010"/>
+        </w:numPr>
+        <w:pStyle w:val="Compact"/>
+      </w:pPr>
+      <w:r>
+        <w:t xml:space="preserve">☐ Zero PHI (no order ID, no medication, no patient name)</w:t>
       </w:r>
     </w:p>
     <w:p>
@@ -1403,8 +1501,8 @@
         </w:pict>
       </w:r>
     </w:p>
-    <w:bookmarkEnd w:id="12"/>
-    <w:bookmarkStart w:id="13" w:name="X07590f59f5e05f57d76a9df4e6bf90bad741385"/>
+    <w:bookmarkEnd w:id="23"/>
+    <w:bookmarkStart w:id="24" w:name="X07590f59f5e05f57d76a9df4e6bf90bad741385"/>
     <w:p>
       <w:pPr>
         <w:pStyle w:val="Heading3"/>
@@ -1425,102 +1523,102 @@
       </w:r>
       <w:r>
         <w:rPr>
+          <w:bCs/>
           <w:b/>
+        </w:rPr>
+        <w:t xml:space="preserve">Google Pay instead of Apple Pay</w:t>
+      </w:r>
+      <w:r>
+        <w:t xml:space="preserve">.</w:t>
+      </w:r>
+    </w:p>
+    <w:p>
+      <w:pPr>
+        <w:pStyle w:val="BodyText"/>
+      </w:pPr>
+      <w:r>
+        <w:t xml:space="preserve">Key differences to watch for:</w:t>
+      </w:r>
+    </w:p>
+    <w:p>
+      <w:pPr>
+        <w:numPr>
+          <w:ilvl w:val="0"/>
+          <w:numId w:val="1011"/>
+        </w:numPr>
+        <w:pStyle w:val="Compact"/>
+      </w:pPr>
+      <w:r>
+        <w:t xml:space="preserve">☐ Google Pay button appears instead of Apple Pay at the top of the Stripe Elements payment area</w:t>
+      </w:r>
+    </w:p>
+    <w:p>
+      <w:pPr>
+        <w:numPr>
+          <w:ilvl w:val="0"/>
+          <w:numId w:val="1011"/>
+        </w:numPr>
+        <w:pStyle w:val="Compact"/>
+      </w:pPr>
+      <w:r>
+        <w:t xml:space="preserve">☐ Tapping Google Pay opens the Google Pay sheet</w:t>
+      </w:r>
+    </w:p>
+    <w:p>
+      <w:pPr>
+        <w:numPr>
+          <w:ilvl w:val="0"/>
+          <w:numId w:val="1011"/>
+        </w:numPr>
+        <w:pStyle w:val="Compact"/>
+      </w:pPr>
+      <w:r>
+        <w:t xml:space="preserve">☐ Sheet shows correct clinic name and amount</w:t>
+      </w:r>
+    </w:p>
+    <w:p>
+      <w:pPr>
+        <w:numPr>
+          <w:ilvl w:val="0"/>
+          <w:numId w:val="1011"/>
+        </w:numPr>
+        <w:pStyle w:val="Compact"/>
+      </w:pPr>
+      <w:r>
+        <w:t xml:space="preserve">☐ Card entry with Stripe test card works the same as iOS</w:t>
+      </w:r>
+    </w:p>
+    <w:p>
+      <w:pPr>
+        <w:numPr>
+          <w:ilvl w:val="0"/>
+          <w:numId w:val="1011"/>
+        </w:numPr>
+        <w:pStyle w:val="Compact"/>
+      </w:pPr>
+      <w:r>
+        <w:t xml:space="preserve">☐ Success page renders identically</w:t>
+      </w:r>
+    </w:p>
+    <w:p>
+      <w:pPr>
+        <w:pStyle w:val="FirstParagraph"/>
+      </w:pPr>
+      <w:r>
+        <w:rPr>
           <w:bCs/>
-        </w:rPr>
-        <w:t xml:space="preserve">Google Pay instead of Apple Pay</w:t>
-      </w:r>
-      <w:r>
-        <w:t xml:space="preserve">.</w:t>
-      </w:r>
-    </w:p>
-    <w:p>
-      <w:pPr>
-        <w:pStyle w:val="BodyText"/>
-      </w:pPr>
-      <w:r>
-        <w:t xml:space="preserve">Key differences to watch for:</w:t>
-      </w:r>
-    </w:p>
-    <w:p>
-      <w:pPr>
-        <w:pStyle w:val="Compact"/>
-        <w:numPr>
-          <w:ilvl w:val="0"/>
-          <w:numId w:val="1036"/>
-        </w:numPr>
-      </w:pPr>
-      <w:r>
-        <w:t xml:space="preserve">Google Pay button appears instead of Apple Pay at the top of the Stripe Elements payment area</w:t>
-      </w:r>
-    </w:p>
-    <w:p>
-      <w:pPr>
-        <w:pStyle w:val="Compact"/>
-        <w:numPr>
-          <w:ilvl w:val="0"/>
-          <w:numId w:val="1037"/>
-        </w:numPr>
-      </w:pPr>
-      <w:r>
-        <w:t xml:space="preserve">Tapping Google Pay opens the Google Pay sheet</w:t>
-      </w:r>
-    </w:p>
-    <w:p>
-      <w:pPr>
-        <w:pStyle w:val="Compact"/>
-        <w:numPr>
-          <w:ilvl w:val="0"/>
-          <w:numId w:val="1038"/>
-        </w:numPr>
-      </w:pPr>
-      <w:r>
-        <w:t xml:space="preserve">Sheet shows correct clinic name and amount</w:t>
-      </w:r>
-    </w:p>
-    <w:p>
-      <w:pPr>
-        <w:pStyle w:val="Compact"/>
-        <w:numPr>
-          <w:ilvl w:val="0"/>
-          <w:numId w:val="1039"/>
-        </w:numPr>
-      </w:pPr>
-      <w:r>
-        <w:t xml:space="preserve">Card entry with Stripe test card works the same as iOS</w:t>
-      </w:r>
-    </w:p>
-    <w:p>
-      <w:pPr>
-        <w:pStyle w:val="Compact"/>
-        <w:numPr>
-          <w:ilvl w:val="0"/>
-          <w:numId w:val="1040"/>
-        </w:numPr>
-      </w:pPr>
-      <w:r>
-        <w:t xml:space="preserve">Success page renders identically</w:t>
-      </w:r>
-    </w:p>
-    <w:p>
-      <w:pPr>
-        <w:pStyle w:val="FirstParagraph"/>
-      </w:pPr>
-      <w:r>
-        <w:rPr>
           <w:b/>
-          <w:bCs/>
         </w:rPr>
         <w:t xml:space="preserve">Common Android-specific issues to watch for:</w:t>
       </w:r>
     </w:p>
     <w:p>
       <w:pPr>
-        <w:pStyle w:val="Compact"/>
-        <w:numPr>
-          <w:ilvl w:val="0"/>
-          <w:numId w:val="1041"/>
-        </w:numPr>
+        <w:numPr>
+          <w:ilvl w:val="0"/>
+          <w:numId w:val="1012"/>
+        </w:numPr>
+        <w:pStyle w:val="Compact"/>
       </w:pPr>
       <w:r>
         <w:t xml:space="preserve">Form fields zooming on focus (should not happen with properly set viewport)</w:t>
@@ -1528,11 +1626,11 @@
     </w:p>
     <w:p>
       <w:pPr>
-        <w:pStyle w:val="Compact"/>
-        <w:numPr>
-          <w:ilvl w:val="0"/>
-          <w:numId w:val="1041"/>
-        </w:numPr>
+        <w:numPr>
+          <w:ilvl w:val="0"/>
+          <w:numId w:val="1012"/>
+        </w:numPr>
+        <w:pStyle w:val="Compact"/>
       </w:pPr>
       <w:r>
         <w:t xml:space="preserve">Chrome address bar hiding/showing causing layout jumps</w:t>
@@ -1540,11 +1638,11 @@
     </w:p>
     <w:p>
       <w:pPr>
-        <w:pStyle w:val="Compact"/>
-        <w:numPr>
-          <w:ilvl w:val="0"/>
-          <w:numId w:val="1041"/>
-        </w:numPr>
+        <w:numPr>
+          <w:ilvl w:val="0"/>
+          <w:numId w:val="1012"/>
+        </w:numPr>
+        <w:pStyle w:val="Compact"/>
       </w:pPr>
       <w:r>
         <w:t xml:space="preserve">Back button behavior after success (should not re-submit payment)</w:t>
@@ -1557,8 +1655,8 @@
         </w:pict>
       </w:r>
     </w:p>
-    <w:bookmarkEnd w:id="13"/>
-    <w:bookmarkStart w:id="14" w:name="part-c-clinic-app-ipad-safari-priority-2"/>
+    <w:bookmarkEnd w:id="24"/>
+    <w:bookmarkStart w:id="25" w:name="part-c-clinic-app-ipad-safari-priority-2"/>
     <w:p>
       <w:pPr>
         <w:pStyle w:val="Heading3"/>
@@ -1608,58 +1706,138 @@
       </w:pPr>
       <w:r>
         <w:rPr>
+          <w:bCs/>
           <w:b/>
+        </w:rPr>
+        <w:t xml:space="preserve">C1 — Layout:</w:t>
+      </w:r>
+    </w:p>
+    <w:p>
+      <w:pPr>
+        <w:numPr>
+          <w:ilvl w:val="0"/>
+          <w:numId w:val="1013"/>
+        </w:numPr>
+        <w:pStyle w:val="Compact"/>
+      </w:pPr>
+      <w:r>
+        <w:t xml:space="preserve">☐ Sidebar is visible or collapsible without breaking the main content</w:t>
+      </w:r>
+    </w:p>
+    <w:p>
+      <w:pPr>
+        <w:numPr>
+          <w:ilvl w:val="0"/>
+          <w:numId w:val="1013"/>
+        </w:numPr>
+        <w:pStyle w:val="Compact"/>
+      </w:pPr>
+      <w:r>
+        <w:t xml:space="preserve">☐ Dashboard KPI cards are readable and not cramped</w:t>
+      </w:r>
+    </w:p>
+    <w:p>
+      <w:pPr>
+        <w:numPr>
+          <w:ilvl w:val="0"/>
+          <w:numId w:val="1013"/>
+        </w:numPr>
+        <w:pStyle w:val="Compact"/>
+      </w:pPr>
+      <w:r>
+        <w:t xml:space="preserve">☐ Order table is horizontally scrollable if columns don’t fit (should not be clipped)</w:t>
+      </w:r>
+    </w:p>
+    <w:p>
+      <w:pPr>
+        <w:numPr>
+          <w:ilvl w:val="0"/>
+          <w:numId w:val="1013"/>
+        </w:numPr>
+        <w:pStyle w:val="Compact"/>
+      </w:pPr>
+      <w:r>
+        <w:t xml:space="preserve">☐ No overlapping text or buttons</w:t>
+      </w:r>
+    </w:p>
+    <w:p>
+      <w:pPr>
+        <w:pStyle w:val="FirstParagraph"/>
+      </w:pPr>
+      <w:r>
+        <w:rPr>
           <w:bCs/>
-        </w:rPr>
-        <w:t xml:space="preserve">C1 — Layout:</w:t>
-      </w:r>
-    </w:p>
-    <w:p>
-      <w:pPr>
-        <w:pStyle w:val="Compact"/>
-        <w:numPr>
-          <w:ilvl w:val="0"/>
-          <w:numId w:val="1042"/>
-        </w:numPr>
-      </w:pPr>
-      <w:r>
-        <w:t xml:space="preserve">Sidebar is visible or collapsible without breaking the main content</w:t>
-      </w:r>
-    </w:p>
-    <w:p>
-      <w:pPr>
-        <w:pStyle w:val="Compact"/>
-        <w:numPr>
-          <w:ilvl w:val="0"/>
-          <w:numId w:val="1043"/>
-        </w:numPr>
-      </w:pPr>
-      <w:r>
-        <w:t xml:space="preserve">Dashboard KPI cards are readable and not cramped</w:t>
-      </w:r>
-    </w:p>
-    <w:p>
-      <w:pPr>
-        <w:pStyle w:val="Compact"/>
-        <w:numPr>
-          <w:ilvl w:val="0"/>
-          <w:numId w:val="1044"/>
-        </w:numPr>
-      </w:pPr>
-      <w:r>
-        <w:t xml:space="preserve">Order table is horizontally scrollable if columns don’t fit (should not be clipped)</w:t>
-      </w:r>
-    </w:p>
-    <w:p>
-      <w:pPr>
-        <w:pStyle w:val="Compact"/>
-        <w:numPr>
-          <w:ilvl w:val="0"/>
-          <w:numId w:val="1045"/>
-        </w:numPr>
-      </w:pPr>
-      <w:r>
-        <w:t xml:space="preserve">No overlapping text or buttons</w:t>
+          <w:b/>
+        </w:rPr>
+        <w:t xml:space="preserve">C2 — Core Workflows:</w:t>
+      </w:r>
+    </w:p>
+    <w:p>
+      <w:pPr>
+        <w:pStyle w:val="BodyText"/>
+      </w:pPr>
+      <w:r>
+        <w:t xml:space="preserve">Walk through the following. Each should complete without a hard crash or missing UI:</w:t>
+      </w:r>
+    </w:p>
+    <w:p>
+      <w:pPr>
+        <w:numPr>
+          <w:ilvl w:val="0"/>
+          <w:numId w:val="1014"/>
+        </w:numPr>
+        <w:pStyle w:val="Compact"/>
+      </w:pPr>
+      <w:r>
+        <w:t xml:space="preserve">☐ New Prescription → Patient Search → Select Alex Demo → Continue</w:t>
+      </w:r>
+    </w:p>
+    <w:p>
+      <w:pPr>
+        <w:numPr>
+          <w:ilvl w:val="0"/>
+          <w:numId w:val="1014"/>
+        </w:numPr>
+        <w:pStyle w:val="Compact"/>
+      </w:pPr>
+      <w:r>
+        <w:t xml:space="preserve">☐ Favorites tab shows at least one card; tapping a card navigates to the margin page</w:t>
+      </w:r>
+    </w:p>
+    <w:p>
+      <w:pPr>
+        <w:numPr>
+          <w:ilvl w:val="0"/>
+          <w:numId w:val="1014"/>
+        </w:numPr>
+        <w:pStyle w:val="Compact"/>
+      </w:pPr>
+      <w:r>
+        <w:t xml:space="preserve">☐ Margin Builder: multiplier buttons are tap-friendly; sig field accepts input</w:t>
+      </w:r>
+    </w:p>
+    <w:p>
+      <w:pPr>
+        <w:numPr>
+          <w:ilvl w:val="0"/>
+          <w:numId w:val="1014"/>
+        </w:numPr>
+        <w:pStyle w:val="Compact"/>
+      </w:pPr>
+      <w:r>
+        <w:t xml:space="preserve">☐ Save as Draft: button works, redirect to dashboard happens</w:t>
+      </w:r>
+    </w:p>
+    <w:p>
+      <w:pPr>
+        <w:numPr>
+          <w:ilvl w:val="0"/>
+          <w:numId w:val="1014"/>
+        </w:numPr>
+        <w:pStyle w:val="Compact"/>
+      </w:pPr>
+      <w:r>
+        <w:t xml:space="preserve">☐ Drafts tab visible and clickable</w:t>
       </w:r>
     </w:p>
     <w:p>
@@ -1668,147 +1846,67 @@
       </w:pPr>
       <w:r>
         <w:rPr>
+          <w:bCs/>
           <w:b/>
+        </w:rPr>
+        <w:t xml:space="preserve">C3 — Known Tolerable Issues (OK if they happen):</w:t>
+      </w:r>
+    </w:p>
+    <w:p>
+      <w:pPr>
+        <w:numPr>
+          <w:ilvl w:val="0"/>
+          <w:numId w:val="1015"/>
+        </w:numPr>
+        <w:pStyle w:val="Compact"/>
+      </w:pPr>
+      <w:r>
+        <w:t xml:space="preserve">Narrow viewport causes some text truncation</w:t>
+      </w:r>
+    </w:p>
+    <w:p>
+      <w:pPr>
+        <w:numPr>
+          <w:ilvl w:val="0"/>
+          <w:numId w:val="1015"/>
+        </w:numPr>
+        <w:pStyle w:val="Compact"/>
+      </w:pPr>
+      <w:r>
+        <w:t xml:space="preserve">Hover-only affordances (like pipeline row Actions menu) replaced by tap</w:t>
+      </w:r>
+    </w:p>
+    <w:p>
+      <w:pPr>
+        <w:numPr>
+          <w:ilvl w:val="0"/>
+          <w:numId w:val="1015"/>
+        </w:numPr>
+        <w:pStyle w:val="Compact"/>
+      </w:pPr>
+      <w:r>
+        <w:t xml:space="preserve">Virtual keyboard obscures form inputs — scroll into view should handle it</w:t>
+      </w:r>
+    </w:p>
+    <w:p>
+      <w:pPr>
+        <w:pStyle w:val="FirstParagraph"/>
+      </w:pPr>
+      <w:r>
+        <w:rPr>
           <w:bCs/>
-        </w:rPr>
-        <w:t xml:space="preserve">C2 — Core Workflows:</w:t>
-      </w:r>
-    </w:p>
-    <w:p>
-      <w:pPr>
-        <w:pStyle w:val="BodyText"/>
-      </w:pPr>
-      <w:r>
-        <w:t xml:space="preserve">Walk through the following. Each should complete without a hard crash or missing UI:</w:t>
-      </w:r>
-    </w:p>
-    <w:p>
-      <w:pPr>
-        <w:pStyle w:val="Compact"/>
-        <w:numPr>
-          <w:ilvl w:val="0"/>
-          <w:numId w:val="1046"/>
-        </w:numPr>
-      </w:pPr>
-      <w:r>
-        <w:t xml:space="preserve">New Prescription → Patient Search → Select Alex Demo → Continue</w:t>
-      </w:r>
-    </w:p>
-    <w:p>
-      <w:pPr>
-        <w:pStyle w:val="Compact"/>
-        <w:numPr>
-          <w:ilvl w:val="0"/>
-          <w:numId w:val="1047"/>
-        </w:numPr>
-      </w:pPr>
-      <w:r>
-        <w:t xml:space="preserve">Favorites tab shows at least one card; tapping a card navigates to the margin page</w:t>
-      </w:r>
-    </w:p>
-    <w:p>
-      <w:pPr>
-        <w:pStyle w:val="Compact"/>
-        <w:numPr>
-          <w:ilvl w:val="0"/>
-          <w:numId w:val="1048"/>
-        </w:numPr>
-      </w:pPr>
-      <w:r>
-        <w:t xml:space="preserve">Margin Builder: multiplier buttons are tap-friendly; sig field accepts input</w:t>
-      </w:r>
-    </w:p>
-    <w:p>
-      <w:pPr>
-        <w:pStyle w:val="Compact"/>
-        <w:numPr>
-          <w:ilvl w:val="0"/>
-          <w:numId w:val="1049"/>
-        </w:numPr>
-      </w:pPr>
-      <w:r>
-        <w:t xml:space="preserve">Save as Draft: button works, redirect to dashboard happens</w:t>
-      </w:r>
-    </w:p>
-    <w:p>
-      <w:pPr>
-        <w:pStyle w:val="Compact"/>
-        <w:numPr>
-          <w:ilvl w:val="0"/>
-          <w:numId w:val="1050"/>
-        </w:numPr>
-      </w:pPr>
-      <w:r>
-        <w:t xml:space="preserve">Drafts tab visible and clickable</w:t>
-      </w:r>
-    </w:p>
-    <w:p>
-      <w:pPr>
-        <w:pStyle w:val="FirstParagraph"/>
-      </w:pPr>
-      <w:r>
-        <w:rPr>
           <w:b/>
-          <w:bCs/>
-        </w:rPr>
-        <w:t xml:space="preserve">C3 — Known Tolerable Issues (OK if they happen):</w:t>
-      </w:r>
-    </w:p>
-    <w:p>
-      <w:pPr>
-        <w:pStyle w:val="Compact"/>
-        <w:numPr>
-          <w:ilvl w:val="0"/>
-          <w:numId w:val="1051"/>
-        </w:numPr>
-      </w:pPr>
-      <w:r>
-        <w:t xml:space="preserve">Narrow viewport causes some text truncation</w:t>
-      </w:r>
-    </w:p>
-    <w:p>
-      <w:pPr>
-        <w:pStyle w:val="Compact"/>
-        <w:numPr>
-          <w:ilvl w:val="0"/>
-          <w:numId w:val="1051"/>
-        </w:numPr>
-      </w:pPr>
-      <w:r>
-        <w:t xml:space="preserve">Hover-only affordances (like pipeline row Actions menu) replaced by tap</w:t>
-      </w:r>
-    </w:p>
-    <w:p>
-      <w:pPr>
-        <w:pStyle w:val="Compact"/>
-        <w:numPr>
-          <w:ilvl w:val="0"/>
-          <w:numId w:val="1051"/>
-        </w:numPr>
-      </w:pPr>
-      <w:r>
-        <w:t xml:space="preserve">Virtual keyboard obscures form inputs — scroll into view should handle it</w:t>
-      </w:r>
-    </w:p>
-    <w:p>
-      <w:pPr>
-        <w:pStyle w:val="FirstParagraph"/>
-      </w:pPr>
-      <w:r>
-        <w:rPr>
-          <w:b/>
-          <w:bCs/>
         </w:rPr>
         <w:t xml:space="preserve">C4 — NOT tolerable:</w:t>
       </w:r>
     </w:p>
     <w:p>
       <w:pPr>
-        <w:pStyle w:val="Compact"/>
-        <w:numPr>
-          <w:ilvl w:val="0"/>
-          <w:numId w:val="1052"/>
-        </w:numPr>
+        <w:numPr>
+          <w:ilvl w:val="0"/>
+          <w:numId w:val="1016"/>
+        </w:numPr>
+        <w:pStyle w:val="Compact"/>
       </w:pPr>
       <w:r>
         <w:t xml:space="preserve">App refuses to load</w:t>
@@ -1816,11 +1914,11 @@
     </w:p>
     <w:p>
       <w:pPr>
-        <w:pStyle w:val="Compact"/>
-        <w:numPr>
-          <w:ilvl w:val="0"/>
-          <w:numId w:val="1052"/>
-        </w:numPr>
+        <w:numPr>
+          <w:ilvl w:val="0"/>
+          <w:numId w:val="1016"/>
+        </w:numPr>
+        <w:pStyle w:val="Compact"/>
       </w:pPr>
       <w:r>
         <w:t xml:space="preserve">Login form unresponsive</w:t>
@@ -1828,11 +1926,11 @@
     </w:p>
     <w:p>
       <w:pPr>
-        <w:pStyle w:val="Compact"/>
-        <w:numPr>
-          <w:ilvl w:val="0"/>
-          <w:numId w:val="1052"/>
-        </w:numPr>
+        <w:numPr>
+          <w:ilvl w:val="0"/>
+          <w:numId w:val="1016"/>
+        </w:numPr>
+        <w:pStyle w:val="Compact"/>
       </w:pPr>
       <w:r>
         <w:t xml:space="preserve">Cascading Builder dropdowns don’t open on tap</w:t>
@@ -1840,11 +1938,11 @@
     </w:p>
     <w:p>
       <w:pPr>
-        <w:pStyle w:val="Compact"/>
-        <w:numPr>
-          <w:ilvl w:val="0"/>
-          <w:numId w:val="1052"/>
-        </w:numPr>
+        <w:numPr>
+          <w:ilvl w:val="0"/>
+          <w:numId w:val="1016"/>
+        </w:numPr>
+        <w:pStyle w:val="Compact"/>
       </w:pPr>
       <w:r>
         <w:t xml:space="preserve">Any flow that blocks the save-as-draft path</w:t>
@@ -1857,8 +1955,8 @@
         </w:pict>
       </w:r>
     </w:p>
-    <w:bookmarkEnd w:id="14"/>
-    <w:bookmarkStart w:id="15" w:name="Xc8b3e3f63cccd645bdb618d993bf1cd49388975"/>
+    <w:bookmarkEnd w:id="25"/>
+    <w:bookmarkStart w:id="26" w:name="Xc8b3e3f63cccd645bdb618d993bf1cd49388975"/>
     <w:p>
       <w:pPr>
         <w:pStyle w:val="Heading3"/>
@@ -1885,50 +1983,50 @@
     </w:p>
     <w:p>
       <w:pPr>
-        <w:pStyle w:val="Compact"/>
-        <w:numPr>
-          <w:ilvl w:val="0"/>
-          <w:numId w:val="1053"/>
-        </w:numPr>
-      </w:pPr>
-      <w:r>
-        <w:t xml:space="preserve">Login form renders and accepts input</w:t>
-      </w:r>
-    </w:p>
-    <w:p>
-      <w:pPr>
-        <w:pStyle w:val="Compact"/>
-        <w:numPr>
-          <w:ilvl w:val="0"/>
-          <w:numId w:val="1054"/>
-        </w:numPr>
-      </w:pPr>
-      <w:r>
-        <w:t xml:space="preserve">Post-login redirect lands on /dashboard without error</w:t>
-      </w:r>
-    </w:p>
-    <w:p>
-      <w:pPr>
-        <w:pStyle w:val="Compact"/>
-        <w:numPr>
-          <w:ilvl w:val="0"/>
-          <w:numId w:val="1055"/>
-        </w:numPr>
-      </w:pPr>
-      <w:r>
-        <w:t xml:space="preserve">Dashboard shows SOMETHING useful (even if cramped)</w:t>
-      </w:r>
-    </w:p>
-    <w:p>
-      <w:pPr>
-        <w:pStyle w:val="Compact"/>
-        <w:numPr>
-          <w:ilvl w:val="0"/>
-          <w:numId w:val="1056"/>
-        </w:numPr>
-      </w:pPr>
-      <w:r>
-        <w:t xml:space="preserve">Attempting New Prescription does not crash the app</w:t>
+        <w:numPr>
+          <w:ilvl w:val="0"/>
+          <w:numId w:val="1017"/>
+        </w:numPr>
+        <w:pStyle w:val="Compact"/>
+      </w:pPr>
+      <w:r>
+        <w:t xml:space="preserve">☐ Login form renders and accepts input</w:t>
+      </w:r>
+    </w:p>
+    <w:p>
+      <w:pPr>
+        <w:numPr>
+          <w:ilvl w:val="0"/>
+          <w:numId w:val="1017"/>
+        </w:numPr>
+        <w:pStyle w:val="Compact"/>
+      </w:pPr>
+      <w:r>
+        <w:t xml:space="preserve">☐ Post-login redirect lands on /dashboard without error</w:t>
+      </w:r>
+    </w:p>
+    <w:p>
+      <w:pPr>
+        <w:numPr>
+          <w:ilvl w:val="0"/>
+          <w:numId w:val="1017"/>
+        </w:numPr>
+        <w:pStyle w:val="Compact"/>
+      </w:pPr>
+      <w:r>
+        <w:t xml:space="preserve">☐ Dashboard shows SOMETHING useful (even if cramped)</w:t>
+      </w:r>
+    </w:p>
+    <w:p>
+      <w:pPr>
+        <w:numPr>
+          <w:ilvl w:val="0"/>
+          <w:numId w:val="1017"/>
+        </w:numPr>
+        <w:pStyle w:val="Compact"/>
+      </w:pPr>
+      <w:r>
+        <w:t xml:space="preserve">☐ Attempting New Prescription does not crash the app</w:t>
       </w:r>
     </w:p>
     <w:p>
@@ -1946,8 +2044,8 @@
         </w:pict>
       </w:r>
     </w:p>
-    <w:bookmarkEnd w:id="15"/>
-    <w:bookmarkStart w:id="16" w:name="X23198714f1b16e6f94aa50d0e5f28894f6b6c45"/>
+    <w:bookmarkEnd w:id="26"/>
+    <w:bookmarkStart w:id="27" w:name="X23198714f1b16e6f94aa50d0e5f28894f6b6c45"/>
     <w:p>
       <w:pPr>
         <w:pStyle w:val="Heading3"/>
@@ -1993,50 +2091,50 @@
     </w:p>
     <w:p>
       <w:pPr>
-        <w:pStyle w:val="Compact"/>
-        <w:numPr>
-          <w:ilvl w:val="0"/>
-          <w:numId w:val="1057"/>
-        </w:numPr>
-      </w:pPr>
-      <w:r>
-        <w:t xml:space="preserve">Login lands on /ops/pipeline without crash</w:t>
-      </w:r>
-    </w:p>
-    <w:p>
-      <w:pPr>
-        <w:pStyle w:val="Compact"/>
-        <w:numPr>
-          <w:ilvl w:val="0"/>
-          <w:numId w:val="1058"/>
-        </w:numPr>
-      </w:pPr>
-      <w:r>
-        <w:t xml:space="preserve">At least one order row is visible even if the table is horizontally scrollable</w:t>
-      </w:r>
-    </w:p>
-    <w:p>
-      <w:pPr>
-        <w:pStyle w:val="Compact"/>
-        <w:numPr>
-          <w:ilvl w:val="0"/>
-          <w:numId w:val="1059"/>
-        </w:numPr>
-      </w:pPr>
-      <w:r>
-        <w:t xml:space="preserve">Tabs (Pipeline, SLA, Adapters, Fax Queue, Catalog, Demo Tools) render</w:t>
-      </w:r>
-    </w:p>
-    <w:p>
-      <w:pPr>
-        <w:pStyle w:val="Compact"/>
-        <w:numPr>
-          <w:ilvl w:val="0"/>
-          <w:numId w:val="1060"/>
-        </w:numPr>
-      </w:pPr>
-      <w:r>
-        <w:t xml:space="preserve">/ops/demo-tools page: credential table is legible, Reset Credentials button is tappable (do NOT tap it during testing)</w:t>
+        <w:numPr>
+          <w:ilvl w:val="0"/>
+          <w:numId w:val="1018"/>
+        </w:numPr>
+        <w:pStyle w:val="Compact"/>
+      </w:pPr>
+      <w:r>
+        <w:t xml:space="preserve">☐ Login lands on /ops/pipeline without crash</w:t>
+      </w:r>
+    </w:p>
+    <w:p>
+      <w:pPr>
+        <w:numPr>
+          <w:ilvl w:val="0"/>
+          <w:numId w:val="1018"/>
+        </w:numPr>
+        <w:pStyle w:val="Compact"/>
+      </w:pPr>
+      <w:r>
+        <w:t xml:space="preserve">☐ At least one order row is visible even if the table is horizontally scrollable</w:t>
+      </w:r>
+    </w:p>
+    <w:p>
+      <w:pPr>
+        <w:numPr>
+          <w:ilvl w:val="0"/>
+          <w:numId w:val="1018"/>
+        </w:numPr>
+        <w:pStyle w:val="Compact"/>
+      </w:pPr>
+      <w:r>
+        <w:t xml:space="preserve">☐ Tabs (Pipeline, SLA, Adapters, Fax Queue, Catalog, Demo Tools) render</w:t>
+      </w:r>
+    </w:p>
+    <w:p>
+      <w:pPr>
+        <w:numPr>
+          <w:ilvl w:val="0"/>
+          <w:numId w:val="1018"/>
+        </w:numPr>
+        <w:pStyle w:val="Compact"/>
+      </w:pPr>
+      <w:r>
+        <w:t xml:space="preserve">☐ /ops/demo-tools page: credential table is legible, Reset Credentials button is tappable (do NOT tap it during testing)</w:t>
       </w:r>
     </w:p>
     <w:p>
@@ -2054,9 +2152,9 @@
         </w:pict>
       </w:r>
     </w:p>
-    <w:bookmarkEnd w:id="16"/>
-    <w:bookmarkEnd w:id="17"/>
-    <w:bookmarkStart w:id="18" w:name="results-template"/>
+    <w:bookmarkEnd w:id="27"/>
+    <w:bookmarkEnd w:id="28"/>
+    <w:bookmarkStart w:id="29" w:name="results-template"/>
     <w:p>
       <w:pPr>
         <w:pStyle w:val="Heading2"/>
@@ -2364,8 +2462,8 @@
         </w:pict>
       </w:r>
     </w:p>
-    <w:bookmarkEnd w:id="18"/>
-    <w:bookmarkStart w:id="19" w:name="common-bugs-to-watch-for"/>
+    <w:bookmarkEnd w:id="29"/>
+    <w:bookmarkStart w:id="30" w:name="common-bugs-to-watch-for"/>
     <w:p>
       <w:pPr>
         <w:pStyle w:val="Heading2"/>
@@ -2384,153 +2482,153 @@
     </w:p>
     <w:p>
       <w:pPr>
-        <w:pStyle w:val="Compact"/>
-        <w:numPr>
-          <w:ilvl w:val="0"/>
-          <w:numId w:val="1061"/>
-        </w:numPr>
-      </w:pPr>
-      <w:r>
-        <w:rPr>
+        <w:numPr>
+          <w:ilvl w:val="0"/>
+          <w:numId w:val="1019"/>
+        </w:numPr>
+        <w:pStyle w:val="Compact"/>
+      </w:pPr>
+      <w:r>
+        <w:rPr>
+          <w:bCs/>
           <w:b/>
+        </w:rPr>
+        <w:t xml:space="preserve">iOS Safari viewport zoom on input focus</w:t>
+      </w:r>
+      <w:r>
+        <w:t xml:space="preserve"> </w:t>
+      </w:r>
+      <w:r>
+        <w:t xml:space="preserve">— happens when font-size on an input is less than 16px. Fix: bump form input font-size to 16px minimum.</w:t>
+      </w:r>
+    </w:p>
+    <w:p>
+      <w:pPr>
+        <w:numPr>
+          <w:ilvl w:val="0"/>
+          <w:numId w:val="1019"/>
+        </w:numPr>
+        <w:pStyle w:val="Compact"/>
+      </w:pPr>
+      <w:r>
+        <w:rPr>
           <w:bCs/>
-        </w:rPr>
-        <w:t xml:space="preserve">iOS Safari viewport zoom on input focus</w:t>
-      </w:r>
-      <w:r>
-        <w:t xml:space="preserve"> </w:t>
-      </w:r>
-      <w:r>
-        <w:t xml:space="preserve">— happens when font-size on an input is less than 16px. Fix: bump form input font-size to 16px minimum.</w:t>
-      </w:r>
-    </w:p>
-    <w:p>
-      <w:pPr>
-        <w:pStyle w:val="Compact"/>
-        <w:numPr>
-          <w:ilvl w:val="0"/>
-          <w:numId w:val="1061"/>
-        </w:numPr>
-      </w:pPr>
-      <w:r>
-        <w:rPr>
           <w:b/>
+        </w:rPr>
+        <w:t xml:space="preserve">Apple Pay button missing</w:t>
+      </w:r>
+      <w:r>
+        <w:t xml:space="preserve"> </w:t>
+      </w:r>
+      <w:r>
+        <w:t xml:space="preserve">— happens when the site is not served over HTTPS OR the Stripe key is for the wrong account. All our checkout URLs are on</w:t>
+      </w:r>
+      <w:r>
+        <w:t xml:space="preserve"> </w:t>
+      </w:r>
+      <w:r>
+        <w:rPr>
+          <w:rStyle w:val="VerbatimChar"/>
+        </w:rPr>
+        <w:t xml:space="preserve">functional-medicine-infrastructure.vercel.app</w:t>
+      </w:r>
+      <w:r>
+        <w:t xml:space="preserve"> </w:t>
+      </w:r>
+      <w:r>
+        <w:t xml:space="preserve">so this should be fine.</w:t>
+      </w:r>
+    </w:p>
+    <w:p>
+      <w:pPr>
+        <w:numPr>
+          <w:ilvl w:val="0"/>
+          <w:numId w:val="1019"/>
+        </w:numPr>
+        <w:pStyle w:val="Compact"/>
+      </w:pPr>
+      <w:r>
+        <w:rPr>
           <w:bCs/>
-        </w:rPr>
-        <w:t xml:space="preserve">Apple Pay button missing</w:t>
-      </w:r>
-      <w:r>
-        <w:t xml:space="preserve"> </w:t>
-      </w:r>
-      <w:r>
-        <w:t xml:space="preserve">— happens when the site is not served over HTTPS OR the Stripe key is for the wrong account. All our checkout URLs are on</w:t>
-      </w:r>
-      <w:r>
-        <w:t xml:space="preserve"> </w:t>
-      </w:r>
-      <w:r>
-        <w:rPr>
-          <w:rStyle w:val="VerbatimChar"/>
-        </w:rPr>
-        <w:t xml:space="preserve">functional-medicine-infrastructure.vercel.app</w:t>
-      </w:r>
-      <w:r>
-        <w:t xml:space="preserve"> </w:t>
-      </w:r>
-      <w:r>
-        <w:t xml:space="preserve">so this should be fine.</w:t>
-      </w:r>
-    </w:p>
-    <w:p>
-      <w:pPr>
-        <w:pStyle w:val="Compact"/>
-        <w:numPr>
-          <w:ilvl w:val="0"/>
-          <w:numId w:val="1061"/>
-        </w:numPr>
-      </w:pPr>
-      <w:r>
-        <w:rPr>
           <w:b/>
+        </w:rPr>
+        <w:t xml:space="preserve">Google Pay button missing</w:t>
+      </w:r>
+      <w:r>
+        <w:t xml:space="preserve"> </w:t>
+      </w:r>
+      <w:r>
+        <w:t xml:space="preserve">— Chrome requires a verified Payment Request manifest (Stripe handles this automatically for Stripe Checkout; for custom Stripe Elements integrations, the Payment Request button component needs to be correctly mounted).</w:t>
+      </w:r>
+    </w:p>
+    <w:p>
+      <w:pPr>
+        <w:numPr>
+          <w:ilvl w:val="0"/>
+          <w:numId w:val="1019"/>
+        </w:numPr>
+        <w:pStyle w:val="Compact"/>
+      </w:pPr>
+      <w:r>
+        <w:rPr>
           <w:bCs/>
-        </w:rPr>
-        <w:t xml:space="preserve">Google Pay button missing</w:t>
-      </w:r>
-      <w:r>
-        <w:t xml:space="preserve"> </w:t>
-      </w:r>
-      <w:r>
-        <w:t xml:space="preserve">— Chrome requires a verified Payment Request manifest (Stripe handles this automatically for Stripe Checkout; for custom Stripe Elements integrations, the Payment Request button component needs to be correctly mounted).</w:t>
-      </w:r>
-    </w:p>
-    <w:p>
-      <w:pPr>
-        <w:pStyle w:val="Compact"/>
-        <w:numPr>
-          <w:ilvl w:val="0"/>
-          <w:numId w:val="1061"/>
-        </w:numPr>
-      </w:pPr>
-      <w:r>
-        <w:rPr>
           <w:b/>
+        </w:rPr>
+        <w:t xml:space="preserve">Form input keyboard covers submit button</w:t>
+      </w:r>
+      <w:r>
+        <w:t xml:space="preserve"> </w:t>
+      </w:r>
+      <w:r>
+        <w:t xml:space="preserve">— iOS Safari’s keyboard floats over content. Fix: scroll-into-view on focus, or sticky submit button with</w:t>
+      </w:r>
+      <w:r>
+        <w:t xml:space="preserve"> </w:t>
+      </w:r>
+      <w:r>
+        <w:rPr>
+          <w:rStyle w:val="VerbatimChar"/>
+        </w:rPr>
+        <w:t xml:space="preserve">position: fixed; bottom: 0</w:t>
+      </w:r>
+      <w:r>
+        <w:t xml:space="preserve">.</w:t>
+      </w:r>
+    </w:p>
+    <w:p>
+      <w:pPr>
+        <w:numPr>
+          <w:ilvl w:val="0"/>
+          <w:numId w:val="1019"/>
+        </w:numPr>
+        <w:pStyle w:val="Compact"/>
+      </w:pPr>
+      <w:r>
+        <w:rPr>
           <w:bCs/>
-        </w:rPr>
-        <w:t xml:space="preserve">Form input keyboard covers submit button</w:t>
-      </w:r>
-      <w:r>
-        <w:t xml:space="preserve"> </w:t>
-      </w:r>
-      <w:r>
-        <w:t xml:space="preserve">— iOS Safari’s keyboard floats over content. Fix: scroll-into-view on focus, or sticky submit button with</w:t>
-      </w:r>
-      <w:r>
-        <w:t xml:space="preserve"> </w:t>
-      </w:r>
-      <w:r>
-        <w:rPr>
-          <w:rStyle w:val="VerbatimChar"/>
-        </w:rPr>
-        <w:t xml:space="preserve">position: fixed; bottom: 0</w:t>
-      </w:r>
-      <w:r>
-        <w:t xml:space="preserve">.</w:t>
-      </w:r>
-    </w:p>
-    <w:p>
-      <w:pPr>
-        <w:pStyle w:val="Compact"/>
-        <w:numPr>
-          <w:ilvl w:val="0"/>
-          <w:numId w:val="1061"/>
-        </w:numPr>
-      </w:pPr>
-      <w:r>
-        <w:rPr>
           <w:b/>
+        </w:rPr>
+        <w:t xml:space="preserve">Success page does not render on redirect</w:t>
+      </w:r>
+      <w:r>
+        <w:t xml:space="preserve"> </w:t>
+      </w:r>
+      <w:r>
+        <w:t xml:space="preserve">— happens when the Next.js middleware redirects in a way that Safari blocks due to third-party cookies. Our middleware is same-origin so unlikely.</w:t>
+      </w:r>
+    </w:p>
+    <w:p>
+      <w:pPr>
+        <w:numPr>
+          <w:ilvl w:val="0"/>
+          <w:numId w:val="1019"/>
+        </w:numPr>
+        <w:pStyle w:val="Compact"/>
+      </w:pPr>
+      <w:r>
+        <w:rPr>
           <w:bCs/>
-        </w:rPr>
-        <w:t xml:space="preserve">Success page does not render on redirect</w:t>
-      </w:r>
-      <w:r>
-        <w:t xml:space="preserve"> </w:t>
-      </w:r>
-      <w:r>
-        <w:t xml:space="preserve">— happens when the Next.js middleware redirects in a way that Safari blocks due to third-party cookies. Our middleware is same-origin so unlikely.</w:t>
-      </w:r>
-    </w:p>
-    <w:p>
-      <w:pPr>
-        <w:pStyle w:val="Compact"/>
-        <w:numPr>
-          <w:ilvl w:val="0"/>
-          <w:numId w:val="1061"/>
-        </w:numPr>
-      </w:pPr>
-      <w:r>
-        <w:rPr>
           <w:b/>
-          <w:bCs/>
         </w:rPr>
         <w:t xml:space="preserve">Signature pad on iOS does not accept touch drags</w:t>
       </w:r>
@@ -2578,8 +2676,8 @@
         </w:pict>
       </w:r>
     </w:p>
-    <w:bookmarkEnd w:id="19"/>
-    <w:bookmarkStart w:id="20" w:name="what-to-do-if-you-find-a-p1-failure"/>
+    <w:bookmarkEnd w:id="30"/>
+    <w:bookmarkStart w:id="31" w:name="what-to-do-if-you-find-a-p1-failure"/>
     <w:p>
       <w:pPr>
         <w:pStyle w:val="Heading2"/>
@@ -2590,11 +2688,11 @@
     </w:p>
     <w:p>
       <w:pPr>
-        <w:pStyle w:val="Compact"/>
-        <w:numPr>
-          <w:ilvl w:val="0"/>
-          <w:numId w:val="1062"/>
-        </w:numPr>
+        <w:numPr>
+          <w:ilvl w:val="0"/>
+          <w:numId w:val="1020"/>
+        </w:numPr>
+        <w:pStyle w:val="Compact"/>
       </w:pPr>
       <w:r>
         <w:t xml:space="preserve">Screenshot / video the failure on the device</w:t>
@@ -2602,11 +2700,11 @@
     </w:p>
     <w:p>
       <w:pPr>
-        <w:pStyle w:val="Compact"/>
-        <w:numPr>
-          <w:ilvl w:val="0"/>
-          <w:numId w:val="1062"/>
-        </w:numPr>
+        <w:numPr>
+          <w:ilvl w:val="0"/>
+          <w:numId w:val="1020"/>
+        </w:numPr>
+        <w:pStyle w:val="Compact"/>
       </w:pPr>
       <w:r>
         <w:t xml:space="preserve">Note the EXACT reproduction steps</w:t>
@@ -2614,11 +2712,11 @@
     </w:p>
     <w:p>
       <w:pPr>
-        <w:pStyle w:val="Compact"/>
-        <w:numPr>
-          <w:ilvl w:val="0"/>
-          <w:numId w:val="1062"/>
-        </w:numPr>
+        <w:numPr>
+          <w:ilvl w:val="0"/>
+          <w:numId w:val="1020"/>
+        </w:numPr>
+        <w:pStyle w:val="Compact"/>
       </w:pPr>
       <w:r>
         <w:t xml:space="preserve">Log as a new work order:</w:t>
@@ -2635,11 +2733,11 @@
     </w:p>
     <w:p>
       <w:pPr>
-        <w:pStyle w:val="Compact"/>
-        <w:numPr>
-          <w:ilvl w:val="0"/>
-          <w:numId w:val="1062"/>
-        </w:numPr>
+        <w:numPr>
+          <w:ilvl w:val="0"/>
+          <w:numId w:val="1020"/>
+        </w:numPr>
+        <w:pStyle w:val="Compact"/>
       </w:pPr>
       <w:r>
         <w:t xml:space="preserve">Block the first real order until the WO is closed</w:t>
@@ -2647,11 +2745,11 @@
     </w:p>
     <w:p>
       <w:pPr>
-        <w:pStyle w:val="Compact"/>
-        <w:numPr>
-          <w:ilvl w:val="0"/>
-          <w:numId w:val="1062"/>
-        </w:numPr>
+        <w:numPr>
+          <w:ilvl w:val="0"/>
+          <w:numId w:val="1020"/>
+        </w:numPr>
+        <w:pStyle w:val="Compact"/>
       </w:pPr>
       <w:r>
         <w:t xml:space="preserve">Add a regression test (even a manual one in this doc) for the next mobile validation pass</w:t>
@@ -2664,8 +2762,8 @@
         </w:pict>
       </w:r>
     </w:p>
-    <w:bookmarkEnd w:id="20"/>
-    <w:bookmarkStart w:id="21" w:name="Xe3f211f52f43160213df3084573619eff9b7a7a"/>
+    <w:bookmarkEnd w:id="31"/>
+    <w:bookmarkStart w:id="32" w:name="Xe3f211f52f43160213df3084573619eff9b7a7a"/>
     <w:p>
       <w:pPr>
         <w:pStyle w:val="Heading2"/>
@@ -2684,60 +2782,60 @@
     </w:p>
     <w:p>
       <w:pPr>
-        <w:pStyle w:val="Compact"/>
-        <w:numPr>
-          <w:ilvl w:val="0"/>
-          <w:numId w:val="1063"/>
-        </w:numPr>
-      </w:pPr>
-      <w:r>
-        <w:rPr>
+        <w:numPr>
+          <w:ilvl w:val="0"/>
+          <w:numId w:val="1021"/>
+        </w:numPr>
+        <w:pStyle w:val="Compact"/>
+      </w:pPr>
+      <w:r>
+        <w:rPr>
+          <w:bCs/>
           <w:b/>
+        </w:rPr>
+        <w:t xml:space="preserve">Playwright mobile emulation</w:t>
+      </w:r>
+      <w:r>
+        <w:t xml:space="preserve"> </w:t>
+      </w:r>
+      <w:r>
+        <w:t xml:space="preserve">in CI — covers viewport/layout, but NOT Apple Pay / Google Pay</w:t>
+      </w:r>
+    </w:p>
+    <w:p>
+      <w:pPr>
+        <w:numPr>
+          <w:ilvl w:val="0"/>
+          <w:numId w:val="1021"/>
+        </w:numPr>
+        <w:pStyle w:val="Compact"/>
+      </w:pPr>
+      <w:r>
+        <w:rPr>
           <w:bCs/>
-        </w:rPr>
-        <w:t xml:space="preserve">Playwright mobile emulation</w:t>
-      </w:r>
-      <w:r>
-        <w:t xml:space="preserve"> </w:t>
-      </w:r>
-      <w:r>
-        <w:t xml:space="preserve">in CI — covers viewport/layout, but NOT Apple Pay / Google Pay</w:t>
-      </w:r>
-    </w:p>
-    <w:p>
-      <w:pPr>
-        <w:pStyle w:val="Compact"/>
-        <w:numPr>
-          <w:ilvl w:val="0"/>
-          <w:numId w:val="1063"/>
-        </w:numPr>
-      </w:pPr>
-      <w:r>
-        <w:rPr>
           <w:b/>
+        </w:rPr>
+        <w:t xml:space="preserve">BrowserStack Automate</w:t>
+      </w:r>
+      <w:r>
+        <w:t xml:space="preserve"> </w:t>
+      </w:r>
+      <w:r>
+        <w:t xml:space="preserve">— real devices in CI, ~$150/mo for cloud devices</w:t>
+      </w:r>
+    </w:p>
+    <w:p>
+      <w:pPr>
+        <w:numPr>
+          <w:ilvl w:val="0"/>
+          <w:numId w:val="1021"/>
+        </w:numPr>
+        <w:pStyle w:val="Compact"/>
+      </w:pPr>
+      <w:r>
+        <w:rPr>
           <w:bCs/>
-        </w:rPr>
-        <w:t xml:space="preserve">BrowserStack Automate</w:t>
-      </w:r>
-      <w:r>
-        <w:t xml:space="preserve"> </w:t>
-      </w:r>
-      <w:r>
-        <w:t xml:space="preserve">— real devices in CI, ~$150/mo for cloud devices</w:t>
-      </w:r>
-    </w:p>
-    <w:p>
-      <w:pPr>
-        <w:pStyle w:val="Compact"/>
-        <w:numPr>
-          <w:ilvl w:val="0"/>
-          <w:numId w:val="1063"/>
-        </w:numPr>
-      </w:pPr>
-      <w:r>
-        <w:rPr>
           <w:b/>
-          <w:bCs/>
         </w:rPr>
         <w:t xml:space="preserve">Percy or Chromatic</w:t>
       </w:r>
@@ -2763,8 +2861,8 @@
         </w:pict>
       </w:r>
     </w:p>
-    <w:bookmarkEnd w:id="21"/>
-    <w:bookmarkStart w:id="22" w:name="version-history"/>
+    <w:bookmarkEnd w:id="32"/>
+    <w:bookmarkStart w:id="33" w:name="version-history"/>
     <w:p>
       <w:pPr>
         <w:pStyle w:val="Heading2"/>
@@ -2775,23 +2873,19 @@
     </w:p>
     <w:p>
       <w:pPr>
-        <w:pStyle w:val="Compact"/>
-        <w:numPr>
-          <w:ilvl w:val="0"/>
-          <w:numId w:val="1064"/>
-        </w:numPr>
+        <w:numPr>
+          <w:ilvl w:val="0"/>
+          <w:numId w:val="1022"/>
+        </w:numPr>
+        <w:pStyle w:val="Compact"/>
       </w:pPr>
       <w:r>
         <w:t xml:space="preserve">v1.0 — 2026-04-19 — Initial plan created after mobile gap flagged during pre-launch review</w:t>
       </w:r>
     </w:p>
-    <w:bookmarkEnd w:id="22"/>
-    <w:bookmarkEnd w:id="23"/>
-    <w:sectPr>
-      <w:footnotePr>
-        <w:numRestart w:val="eachSect"/>
-      </w:footnotePr>
-    </w:sectPr>
+    <w:bookmarkEnd w:id="33"/>
+    <w:bookmarkEnd w:id="34"/>
+    <w:sectPr/>
   </w:body>
 </w:document>
 </file>
@@ -2822,14 +2916,14 @@
 <file path=word/numbering.xml><?xml version="1.0" encoding="utf-8"?>
 <w:numbering xmlns:w="http://schemas.openxmlformats.org/wordprocessingml/2006/main">
   <w:abstractNum w:abstractNumId="990">
-    <w:nsid w:val="0000A990"/>
+    <w:nsid w:val="A990"/>
     <w:multiLevelType w:val="multilevel"/>
     <w:lvl w:ilvl="0">
       <w:numFmt w:val="bullet"/>
       <w:lvlText w:val=" "/>
       <w:lvlJc w:val="left"/>
       <w:pPr>
-        <w:ind w:left="720" w:hanging="360"/>
+        <w:ind w:left="720" w:hanging="480"/>
       </w:pPr>
     </w:lvl>
     <w:lvl w:ilvl="1">
@@ -2837,7 +2931,7 @@
       <w:lvlText w:val=" "/>
       <w:lvlJc w:val="left"/>
       <w:pPr>
-        <w:ind w:left="1440" w:hanging="360"/>
+        <w:ind w:left="1440" w:hanging="480"/>
       </w:pPr>
     </w:lvl>
     <w:lvl w:ilvl="2">
@@ -2845,7 +2939,7 @@
       <w:lvlText w:val=" "/>
       <w:lvlJc w:val="left"/>
       <w:pPr>
-        <w:ind w:left="2160" w:hanging="360"/>
+        <w:ind w:left="2160" w:hanging="480"/>
       </w:pPr>
     </w:lvl>
     <w:lvl w:ilvl="3">
@@ -2853,7 +2947,7 @@
       <w:lvlText w:val=" "/>
       <w:lvlJc w:val="left"/>
       <w:pPr>
-        <w:ind w:left="2880" w:hanging="360"/>
+        <w:ind w:left="2880" w:hanging="480"/>
       </w:pPr>
     </w:lvl>
     <w:lvl w:ilvl="4">
@@ -2861,7 +2955,7 @@
       <w:lvlText w:val=" "/>
       <w:lvlJc w:val="left"/>
       <w:pPr>
-        <w:ind w:left="3600" w:hanging="360"/>
+        <w:ind w:left="3600" w:hanging="480"/>
       </w:pPr>
     </w:lvl>
     <w:lvl w:ilvl="5">
@@ -2869,7 +2963,7 @@
       <w:lvlText w:val=" "/>
       <w:lvlJc w:val="left"/>
       <w:pPr>
-        <w:ind w:left="4320" w:hanging="360"/>
+        <w:ind w:left="4320" w:hanging="480"/>
       </w:pPr>
     </w:lvl>
     <w:lvl w:ilvl="6">
@@ -2877,7 +2971,7 @@
       <w:lvlText w:val=" "/>
       <w:lvlJc w:val="left"/>
       <w:pPr>
-        <w:ind w:left="5040" w:hanging="360"/>
+        <w:ind w:left="5040" w:hanging="480"/>
       </w:pPr>
     </w:lvl>
     <w:lvl w:ilvl="7">
@@ -2885,7 +2979,7 @@
       <w:lvlText w:val=" "/>
       <w:lvlJc w:val="left"/>
       <w:pPr>
-        <w:ind w:left="5760" w:hanging="360"/>
+        <w:ind w:left="5760" w:hanging="480"/>
       </w:pPr>
     </w:lvl>
     <w:lvl w:ilvl="8">
@@ -2893,12 +2987,12 @@
       <w:lvlText w:val=" "/>
       <w:lvlJc w:val="left"/>
       <w:pPr>
-        <w:ind w:left="6480" w:hanging="360"/>
+        <w:ind w:left="6480" w:hanging="480"/>
       </w:pPr>
     </w:lvl>
   </w:abstractNum>
   <w:abstractNum w:abstractNumId="99411">
-    <w:nsid w:val="00A99411"/>
+    <w:nsid w:val="A99411"/>
     <w:multiLevelType w:val="multilevel"/>
     <w:lvl w:ilvl="0">
       <w:start w:val="1"/>
@@ -2906,7 +3000,7 @@
       <w:lvlText w:val="%1."/>
       <w:lvlJc w:val="left"/>
       <w:pPr>
-        <w:ind w:left="720" w:hanging="360"/>
+        <w:ind w:left="720" w:hanging="480"/>
       </w:pPr>
     </w:lvl>
     <w:lvl w:ilvl="1">
@@ -2915,7 +3009,7 @@
       <w:lvlText w:val="%2."/>
       <w:lvlJc w:val="left"/>
       <w:pPr>
-        <w:ind w:left="1440" w:hanging="360"/>
+        <w:ind w:left="1440" w:hanging="480"/>
       </w:pPr>
     </w:lvl>
     <w:lvl w:ilvl="2">
@@ -2924,7 +3018,7 @@
       <w:lvlText w:val="%3."/>
       <w:lvlJc w:val="left"/>
       <w:pPr>
-        <w:ind w:left="2160" w:hanging="360"/>
+        <w:ind w:left="2160" w:hanging="480"/>
       </w:pPr>
     </w:lvl>
     <w:lvl w:ilvl="3">
@@ -2933,7 +3027,7 @@
       <w:lvlText w:val="%4."/>
       <w:lvlJc w:val="left"/>
       <w:pPr>
-        <w:ind w:left="2880" w:hanging="360"/>
+        <w:ind w:left="2880" w:hanging="480"/>
       </w:pPr>
     </w:lvl>
     <w:lvl w:ilvl="4">
@@ -2942,7 +3036,7 @@
       <w:lvlText w:val="%5."/>
       <w:lvlJc w:val="left"/>
       <w:pPr>
-        <w:ind w:left="3600" w:hanging="360"/>
+        <w:ind w:left="3600" w:hanging="480"/>
       </w:pPr>
     </w:lvl>
     <w:lvl w:ilvl="5">
@@ -2951,7 +3045,7 @@
       <w:lvlText w:val="%6."/>
       <w:lvlJc w:val="left"/>
       <w:pPr>
-        <w:ind w:left="4320" w:hanging="360"/>
+        <w:ind w:left="4320" w:hanging="480"/>
       </w:pPr>
     </w:lvl>
     <w:lvl w:ilvl="6">
@@ -2960,7 +3054,7 @@
       <w:lvlText w:val="%7."/>
       <w:lvlJc w:val="left"/>
       <w:pPr>
-        <w:ind w:left="5040" w:hanging="360"/>
+        <w:ind w:left="5040" w:hanging="480"/>
       </w:pPr>
     </w:lvl>
     <w:lvl w:ilvl="7">
@@ -2969,7 +3063,7 @@
       <w:lvlText w:val="%8."/>
       <w:lvlJc w:val="left"/>
       <w:pPr>
-        <w:ind w:left="5760" w:hanging="360"/>
+        <w:ind w:left="5760" w:hanging="480"/>
       </w:pPr>
     </w:lvl>
     <w:lvl w:ilvl="8">
@@ -2978,186 +3072,83 @@
       <w:lvlText w:val="%9."/>
       <w:lvlJc w:val="left"/>
       <w:pPr>
-        <w:ind w:left="6480" w:hanging="360"/>
+        <w:ind w:left="6480" w:hanging="480"/>
       </w:pPr>
     </w:lvl>
   </w:abstractNum>
   <w:abstractNum w:abstractNumId="991">
-    <w:nsid w:val="0000A991"/>
+    <w:nsid w:val="A991"/>
     <w:multiLevelType w:val="multilevel"/>
     <w:lvl w:ilvl="0">
       <w:numFmt w:val="bullet"/>
-      <w:lvlText w:val=""/>
+      <w:lvlText w:val="•"/>
       <w:lvlJc w:val="left"/>
       <w:pPr>
-        <w:ind w:left="720" w:hanging="360"/>
-      </w:pPr>
-      <w:rPr>
-        <w:rFonts w:ascii="Symbol" w:hAnsi="Symbol" w:cs="Symbol" w:hint="default"/>
-      </w:rPr>
+        <w:ind w:left="720" w:hanging="480"/>
+      </w:pPr>
     </w:lvl>
     <w:lvl w:ilvl="1">
       <w:numFmt w:val="bullet"/>
-      <w:lvlText w:val="o"/>
+      <w:lvlText w:val="–"/>
       <w:lvlJc w:val="left"/>
       <w:pPr>
-        <w:ind w:left="1440" w:hanging="360"/>
-      </w:pPr>
-      <w:rPr>
-        <w:rFonts w:ascii="Courier New" w:hAnsi="Courier New" w:cs="Courier New" w:hint="default"/>
-      </w:rPr>
+        <w:ind w:left="1440" w:hanging="480"/>
+      </w:pPr>
     </w:lvl>
     <w:lvl w:ilvl="2">
       <w:numFmt w:val="bullet"/>
-      <w:lvlText w:val=""/>
+      <w:lvlText w:val="•"/>
       <w:lvlJc w:val="left"/>
       <w:pPr>
-        <w:ind w:left="2160" w:hanging="360"/>
-      </w:pPr>
-      <w:rPr>
-        <w:rFonts w:ascii="Wingdings" w:hAnsi="Wingdings" w:cs="Wingdings" w:hint="default"/>
-      </w:rPr>
+        <w:ind w:left="2160" w:hanging="480"/>
+      </w:pPr>
     </w:lvl>
     <w:lvl w:ilvl="3">
       <w:numFmt w:val="bullet"/>
-      <w:lvlText w:val=""/>
+      <w:lvlText w:val="–"/>
       <w:lvlJc w:val="left"/>
       <w:pPr>
-        <w:ind w:left="2880" w:hanging="360"/>
-      </w:pPr>
-      <w:rPr>
-        <w:rFonts w:ascii="Symbol" w:hAnsi="Symbol" w:cs="Symbol" w:hint="default"/>
-      </w:rPr>
+        <w:ind w:left="2880" w:hanging="480"/>
+      </w:pPr>
     </w:lvl>
     <w:lvl w:ilvl="4">
       <w:numFmt w:val="bullet"/>
-      <w:lvlText w:val="o"/>
+      <w:lvlText w:val="•"/>
       <w:lvlJc w:val="left"/>
       <w:pPr>
-        <w:ind w:left="3600" w:hanging="360"/>
-      </w:pPr>
-      <w:rPr>
-        <w:rFonts w:ascii="Courier New" w:hAnsi="Courier New" w:cs="Courier New" w:hint="default"/>
-      </w:rPr>
+        <w:ind w:left="3600" w:hanging="480"/>
+      </w:pPr>
     </w:lvl>
     <w:lvl w:ilvl="5">
       <w:numFmt w:val="bullet"/>
-      <w:lvlText w:val=""/>
+      <w:lvlText w:val="–"/>
       <w:lvlJc w:val="left"/>
       <w:pPr>
-        <w:ind w:left="4320" w:hanging="360"/>
-      </w:pPr>
-      <w:rPr>
-        <w:rFonts w:ascii="Wingdings" w:hAnsi="Wingdings" w:cs="Wingdings" w:hint="default"/>
-      </w:rPr>
+        <w:ind w:left="4320" w:hanging="480"/>
+      </w:pPr>
     </w:lvl>
     <w:lvl w:ilvl="6">
       <w:numFmt w:val="bullet"/>
-      <w:lvlText w:val=""/>
+      <w:lvlText w:val="•"/>
       <w:lvlJc w:val="left"/>
       <w:pPr>
-        <w:ind w:left="5040" w:hanging="360"/>
-      </w:pPr>
-      <w:rPr>
-        <w:rFonts w:ascii="Symbol" w:hAnsi="Symbol" w:cs="Symbol" w:hint="default"/>
-      </w:rPr>
+        <w:ind w:left="5040" w:hanging="480"/>
+      </w:pPr>
     </w:lvl>
     <w:lvl w:ilvl="7">
       <w:numFmt w:val="bullet"/>
-      <w:lvlText w:val="o"/>
+      <w:lvlText w:val="–"/>
       <w:lvlJc w:val="left"/>
       <w:pPr>
-        <w:ind w:left="5760" w:hanging="360"/>
-      </w:pPr>
-      <w:rPr>
-        <w:rFonts w:ascii="Courier New" w:hAnsi="Courier New" w:cs="Courier New" w:hint="default"/>
-      </w:rPr>
+        <w:ind w:left="5760" w:hanging="480"/>
+      </w:pPr>
     </w:lvl>
     <w:lvl w:ilvl="8">
       <w:numFmt w:val="bullet"/>
-      <w:lvlText w:val=""/>
+      <w:lvlText w:val="•"/>
       <w:lvlJc w:val="left"/>
       <w:pPr>
-        <w:ind w:left="6480" w:hanging="360"/>
-      </w:pPr>
-      <w:rPr>
-        <w:rFonts w:ascii="Wingdings" w:hAnsi="Wingdings" w:cs="Wingdings" w:hint="default"/>
-      </w:rPr>
-    </w:lvl>
-  </w:abstractNum>
-  <w:abstractNum w:abstractNumId="992">
-    <w:nsid w:val="0000A992"/>
-    <w:multiLevelType w:val="multilevel"/>
-    <w:lvl w:ilvl="0">
-      <w:numFmt w:val="bullet"/>
-      <w:lvlText w:val="☐"/>
-      <w:lvlJc w:val="left"/>
-      <w:pPr>
-        <w:ind w:left="720" w:hanging="360"/>
-      </w:pPr>
-    </w:lvl>
-    <w:lvl w:ilvl="1">
-      <w:numFmt w:val="bullet"/>
-      <w:lvlText w:val="☐"/>
-      <w:lvlJc w:val="left"/>
-      <w:pPr>
-        <w:ind w:left="1440" w:hanging="360"/>
-      </w:pPr>
-    </w:lvl>
-    <w:lvl w:ilvl="2">
-      <w:numFmt w:val="bullet"/>
-      <w:lvlText w:val="☐"/>
-      <w:lvlJc w:val="left"/>
-      <w:pPr>
-        <w:ind w:left="2160" w:hanging="360"/>
-      </w:pPr>
-    </w:lvl>
-    <w:lvl w:ilvl="3">
-      <w:numFmt w:val="bullet"/>
-      <w:lvlText w:val="☐"/>
-      <w:lvlJc w:val="left"/>
-      <w:pPr>
-        <w:ind w:left="2880" w:hanging="360"/>
-      </w:pPr>
-    </w:lvl>
-    <w:lvl w:ilvl="4">
-      <w:numFmt w:val="bullet"/>
-      <w:lvlText w:val="☐"/>
-      <w:lvlJc w:val="left"/>
-      <w:pPr>
-        <w:ind w:left="3600" w:hanging="360"/>
-      </w:pPr>
-    </w:lvl>
-    <w:lvl w:ilvl="5">
-      <w:numFmt w:val="bullet"/>
-      <w:lvlText w:val="☐"/>
-      <w:lvlJc w:val="left"/>
-      <w:pPr>
-        <w:ind w:left="4320" w:hanging="360"/>
-      </w:pPr>
-    </w:lvl>
-    <w:lvl w:ilvl="6">
-      <w:numFmt w:val="bullet"/>
-      <w:lvlText w:val="☐"/>
-      <w:lvlJc w:val="left"/>
-      <w:pPr>
-        <w:ind w:left="5040" w:hanging="360"/>
-      </w:pPr>
-    </w:lvl>
-    <w:lvl w:ilvl="7">
-      <w:numFmt w:val="bullet"/>
-      <w:lvlText w:val="☐"/>
-      <w:lvlJc w:val="left"/>
-      <w:pPr>
-        <w:ind w:left="5760" w:hanging="360"/>
-      </w:pPr>
-    </w:lvl>
-    <w:lvl w:ilvl="8">
-      <w:numFmt w:val="bullet"/>
-      <w:lvlText w:val="☐"/>
-      <w:lvlJc w:val="left"/>
-      <w:pPr>
-        <w:ind w:left="6480" w:hanging="360"/>
+        <w:ind w:left="6480" w:hanging="480"/>
       </w:pPr>
     </w:lvl>
   </w:abstractNum>
@@ -3201,177 +3192,51 @@
     <w:abstractNumId w:val="991"/>
   </w:num>
   <w:num w:numId="1004">
-    <w:abstractNumId w:val="992"/>
+    <w:abstractNumId w:val="991"/>
   </w:num>
   <w:num w:numId="1005">
-    <w:abstractNumId w:val="992"/>
+    <w:abstractNumId w:val="991"/>
   </w:num>
   <w:num w:numId="1006">
-    <w:abstractNumId w:val="992"/>
+    <w:abstractNumId w:val="991"/>
   </w:num>
   <w:num w:numId="1007">
-    <w:abstractNumId w:val="992"/>
+    <w:abstractNumId w:val="991"/>
   </w:num>
   <w:num w:numId="1008">
-    <w:abstractNumId w:val="992"/>
+    <w:abstractNumId w:val="991"/>
   </w:num>
   <w:num w:numId="1009">
-    <w:abstractNumId w:val="992"/>
+    <w:abstractNumId w:val="991"/>
   </w:num>
   <w:num w:numId="1010">
-    <w:abstractNumId w:val="992"/>
+    <w:abstractNumId w:val="991"/>
   </w:num>
   <w:num w:numId="1011">
-    <w:abstractNumId w:val="992"/>
+    <w:abstractNumId w:val="991"/>
   </w:num>
   <w:num w:numId="1012">
-    <w:abstractNumId w:val="992"/>
+    <w:abstractNumId w:val="991"/>
   </w:num>
   <w:num w:numId="1013">
-    <w:abstractNumId w:val="992"/>
+    <w:abstractNumId w:val="991"/>
   </w:num>
   <w:num w:numId="1014">
-    <w:abstractNumId w:val="992"/>
+    <w:abstractNumId w:val="991"/>
   </w:num>
   <w:num w:numId="1015">
-    <w:abstractNumId w:val="992"/>
+    <w:abstractNumId w:val="991"/>
   </w:num>
   <w:num w:numId="1016">
-    <w:abstractNumId w:val="992"/>
+    <w:abstractNumId w:val="991"/>
   </w:num>
   <w:num w:numId="1017">
-    <w:abstractNumId w:val="992"/>
+    <w:abstractNumId w:val="991"/>
   </w:num>
   <w:num w:numId="1018">
-    <w:abstractNumId w:val="992"/>
+    <w:abstractNumId w:val="991"/>
   </w:num>
   <w:num w:numId="1019">
-    <w:abstractNumId w:val="992"/>
-  </w:num>
-  <w:num w:numId="1020">
-    <w:abstractNumId w:val="992"/>
-  </w:num>
-  <w:num w:numId="1021">
-    <w:abstractNumId w:val="992"/>
-  </w:num>
-  <w:num w:numId="1022">
-    <w:abstractNumId w:val="992"/>
-  </w:num>
-  <w:num w:numId="1023">
-    <w:abstractNumId w:val="992"/>
-  </w:num>
-  <w:num w:numId="1024">
-    <w:abstractNumId w:val="992"/>
-  </w:num>
-  <w:num w:numId="1025">
-    <w:abstractNumId w:val="992"/>
-  </w:num>
-  <w:num w:numId="1026">
-    <w:abstractNumId w:val="992"/>
-  </w:num>
-  <w:num w:numId="1027">
-    <w:abstractNumId w:val="992"/>
-  </w:num>
-  <w:num w:numId="1028">
-    <w:abstractNumId w:val="992"/>
-  </w:num>
-  <w:num w:numId="1029">
-    <w:abstractNumId w:val="992"/>
-  </w:num>
-  <w:num w:numId="1030">
-    <w:abstractNumId w:val="992"/>
-  </w:num>
-  <w:num w:numId="1031">
-    <w:abstractNumId w:val="992"/>
-  </w:num>
-  <w:num w:numId="1032">
-    <w:abstractNumId w:val="992"/>
-  </w:num>
-  <w:num w:numId="1033">
-    <w:abstractNumId w:val="992"/>
-  </w:num>
-  <w:num w:numId="1034">
-    <w:abstractNumId w:val="992"/>
-  </w:num>
-  <w:num w:numId="1035">
-    <w:abstractNumId w:val="992"/>
-  </w:num>
-  <w:num w:numId="1036">
-    <w:abstractNumId w:val="992"/>
-  </w:num>
-  <w:num w:numId="1037">
-    <w:abstractNumId w:val="992"/>
-  </w:num>
-  <w:num w:numId="1038">
-    <w:abstractNumId w:val="992"/>
-  </w:num>
-  <w:num w:numId="1039">
-    <w:abstractNumId w:val="992"/>
-  </w:num>
-  <w:num w:numId="1040">
-    <w:abstractNumId w:val="992"/>
-  </w:num>
-  <w:num w:numId="1041">
-    <w:abstractNumId w:val="991"/>
-  </w:num>
-  <w:num w:numId="1042">
-    <w:abstractNumId w:val="992"/>
-  </w:num>
-  <w:num w:numId="1043">
-    <w:abstractNumId w:val="992"/>
-  </w:num>
-  <w:num w:numId="1044">
-    <w:abstractNumId w:val="992"/>
-  </w:num>
-  <w:num w:numId="1045">
-    <w:abstractNumId w:val="992"/>
-  </w:num>
-  <w:num w:numId="1046">
-    <w:abstractNumId w:val="992"/>
-  </w:num>
-  <w:num w:numId="1047">
-    <w:abstractNumId w:val="992"/>
-  </w:num>
-  <w:num w:numId="1048">
-    <w:abstractNumId w:val="992"/>
-  </w:num>
-  <w:num w:numId="1049">
-    <w:abstractNumId w:val="992"/>
-  </w:num>
-  <w:num w:numId="1050">
-    <w:abstractNumId w:val="992"/>
-  </w:num>
-  <w:num w:numId="1051">
-    <w:abstractNumId w:val="991"/>
-  </w:num>
-  <w:num w:numId="1052">
-    <w:abstractNumId w:val="991"/>
-  </w:num>
-  <w:num w:numId="1053">
-    <w:abstractNumId w:val="992"/>
-  </w:num>
-  <w:num w:numId="1054">
-    <w:abstractNumId w:val="992"/>
-  </w:num>
-  <w:num w:numId="1055">
-    <w:abstractNumId w:val="992"/>
-  </w:num>
-  <w:num w:numId="1056">
-    <w:abstractNumId w:val="992"/>
-  </w:num>
-  <w:num w:numId="1057">
-    <w:abstractNumId w:val="992"/>
-  </w:num>
-  <w:num w:numId="1058">
-    <w:abstractNumId w:val="992"/>
-  </w:num>
-  <w:num w:numId="1059">
-    <w:abstractNumId w:val="992"/>
-  </w:num>
-  <w:num w:numId="1060">
-    <w:abstractNumId w:val="992"/>
-  </w:num>
-  <w:num w:numId="1061">
     <w:abstractNumId w:val="99411"/>
     <w:lvlOverride w:ilvl="0">
       <w:startOverride w:val="1"/>
@@ -3401,7 +3266,7 @@
       <w:startOverride w:val="1"/>
     </w:lvlOverride>
   </w:num>
-  <w:num w:numId="1062">
+  <w:num w:numId="1020">
     <w:abstractNumId w:val="99411"/>
     <w:lvlOverride w:ilvl="0">
       <w:startOverride w:val="1"/>
@@ -3431,10 +3296,10 @@
       <w:startOverride w:val="1"/>
     </w:lvlOverride>
   </w:num>
-  <w:num w:numId="1063">
+  <w:num w:numId="1021">
     <w:abstractNumId w:val="991"/>
   </w:num>
-  <w:num w:numId="1064">
+  <w:num w:numId="1022">
     <w:abstractNumId w:val="991"/>
   </w:num>
 </w:numbering>
@@ -3445,10 +3310,10 @@
   <w:docDefaults>
     <w:rPrDefault>
       <w:rPr>
-        <w:rFonts w:asciiTheme="minorHAnsi" w:cstheme="minorBidi" w:eastAsiaTheme="minorEastAsia" w:hAnsiTheme="minorHAnsi"/>
+        <w:rFonts w:asciiTheme="minorHAnsi" w:cstheme="minorBidi" w:eastAsiaTheme="minorHAnsi" w:hAnsiTheme="minorHAnsi"/>
         <w:sz w:val="24"/>
         <w:szCs w:val="24"/>
-        <w:lang w:bidi="ar-SA" w:eastAsia="zh-CN" w:val="en-US"/>
+        <w:lang w:bidi="ar-SA" w:eastAsia="en-US" w:val="en-US"/>
       </w:rPr>
     </w:rPrDefault>
     <w:pPrDefault>
@@ -3466,10 +3331,10 @@
     <w:name w:val="Body Text"/>
     <w:basedOn w:val="Normal"/>
     <w:link w:val="BodyTextChar"/>
-    <w:qFormat/>
     <w:pPr>
       <w:spacing w:after="180" w:before="180"/>
     </w:pPr>
+    <w:qFormat/>
   </w:style>
   <w:style w:customStyle="1" w:styleId="FirstParagraph" w:type="paragraph">
     <w:name w:val="First Paragraph"/>
@@ -3489,94 +3354,57 @@
     <w:name w:val="Title"/>
     <w:basedOn w:val="Normal"/>
     <w:next w:val="BodyText"/>
-    <w:link w:val="TitleChar"/>
-    <w:uiPriority w:val="10"/>
     <w:qFormat/>
-    <w:rsid w:val="00A10FD9"/>
     <w:pPr>
-      <w:spacing w:after="80" w:line="240" w:lineRule="auto"/>
-      <w:contextualSpacing/>
+      <w:keepNext/>
+      <w:keepLines/>
+      <w:spacing w:after="240" w:before="480"/>
       <w:jc w:val="center"/>
     </w:pPr>
     <w:rPr>
       <w:rFonts w:asciiTheme="majorHAnsi" w:cstheme="majorBidi" w:eastAsiaTheme="majorEastAsia" w:hAnsiTheme="majorHAnsi"/>
-      <w:sz w:val="56"/>
-      <w:szCs w:val="56"/>
-    </w:rPr>
-  </w:style>
-  <w:style w:customStyle="1" w:styleId="TitleChar" w:type="character">
-    <w:name w:val="Title Char"/>
-    <w:basedOn w:val="DefaultParagraphFont"/>
-    <w:link w:val="Title"/>
-    <w:uiPriority w:val="10"/>
-    <w:rsid w:val="00A10FD9"/>
-    <w:rPr>
-      <w:rFonts w:asciiTheme="majorHAnsi" w:cstheme="majorBidi" w:eastAsiaTheme="majorEastAsia" w:hAnsiTheme="majorHAnsi"/>
-      <w:sz w:val="56"/>
-      <w:szCs w:val="56"/>
+      <w:b/>
+      <w:bCs/>
+      <w:color w:themeColor="accent1" w:themeShade="B5" w:val="345A8A"/>
+      <w:sz w:val="36"/>
+      <w:szCs w:val="36"/>
     </w:rPr>
   </w:style>
   <w:style w:styleId="Subtitle" w:type="paragraph">
     <w:name w:val="Subtitle"/>
-    <w:basedOn w:val="Title"/>
-    <w:next w:val="BodyText"/>
-    <w:link w:val="SubtitleChar"/>
-    <w:uiPriority w:val="11"/>
-    <w:qFormat/>
-    <w:rsid w:val="00A10FD9"/>
-    <w:pPr>
-      <w:numPr>
-        <w:ilvl w:val="1"/>
-      </w:numPr>
-    </w:pPr>
-    <w:rPr>
-      <w:rFonts w:cstheme="majorBidi" w:eastAsiaTheme="majorEastAsia"/>
-      <w:spacing w:val="15"/>
-      <w:sz w:val="28"/>
-      <w:szCs w:val="28"/>
-    </w:rPr>
-  </w:style>
-  <w:style w:customStyle="1" w:styleId="SubtitleChar" w:type="character">
-    <w:name w:val="Subtitle Char"/>
-    <w:basedOn w:val="DefaultParagraphFont"/>
-    <w:link w:val="Subtitle"/>
-    <w:uiPriority w:val="11"/>
-    <w:rsid w:val="00A10FD9"/>
-    <w:rPr>
-      <w:rFonts w:cstheme="majorBidi" w:eastAsiaTheme="majorEastAsia"/>
-      <w:color w:themeColor="text1" w:themeTint="A6" w:val="595959"/>
-      <w:spacing w:val="15"/>
-      <w:sz w:val="28"/>
-      <w:szCs w:val="28"/>
-    </w:rPr>
-  </w:style>
-  <w:style w:customStyle="1" w:styleId="Author" w:type="paragraph">
-    <w:name w:val="Author"/>
     <w:basedOn w:val="Title"/>
     <w:next w:val="BodyText"/>
     <w:qFormat/>
     <w:pPr>
       <w:keepNext/>
       <w:keepLines/>
+      <w:spacing w:after="240" w:before="240"/>
+      <w:jc w:val="center"/>
     </w:pPr>
     <w:rPr>
-      <w:sz w:val="24"/>
-      <w:szCs w:val="24"/>
-    </w:rPr>
-  </w:style>
-  <w:style w:styleId="Date" w:type="paragraph">
-    <w:name w:val="Date"/>
-    <w:basedOn w:val="Title"/>
+      <w:sz w:val="30"/>
+      <w:szCs w:val="30"/>
+    </w:rPr>
+  </w:style>
+  <w:style w:customStyle="1" w:styleId="Author" w:type="paragraph">
+    <w:name w:val="Author"/>
     <w:next w:val="BodyText"/>
     <w:qFormat/>
     <w:pPr>
       <w:keepNext/>
       <w:keepLines/>
+      <w:jc w:val="center"/>
     </w:pPr>
-    <w:rPr>
-      <w:sz w:val="24"/>
-      <w:szCs w:val="24"/>
-    </w:rPr>
+  </w:style>
+  <w:style w:styleId="Date" w:type="paragraph">
+    <w:name w:val="Date"/>
+    <w:next w:val="BodyText"/>
+    <w:qFormat/>
+    <w:pPr>
+      <w:keepNext/>
+      <w:keepLines/>
+      <w:jc w:val="center"/>
+    </w:pPr>
   </w:style>
   <w:style w:customStyle="1" w:styleId="AbstractTitle" w:type="paragraph">
     <w:name w:val="Abstract Title"/>
@@ -3586,13 +3414,15 @@
     <w:pPr>
       <w:keepNext/>
       <w:keepLines/>
+      <w:jc w:val="center"/>
       <w:spacing w:after="0" w:before="300"/>
-      <w:jc w:val="center"/>
     </w:pPr>
     <w:rPr>
-      <w:b/>
       <w:sz w:val="20"/>
       <w:szCs w:val="20"/>
+      <w:b/>
+      <w:color w:val="345A8A"/>
+      &gt;
     </w:rPr>
   </w:style>
   <w:style w:customStyle="1" w:styleId="Abstract" w:type="paragraph">
@@ -3619,321 +3449,191 @@
     <w:rPr/>
   </w:style>
   <w:style w:styleId="Heading1" w:type="paragraph">
-    <w:name w:val="heading 1"/>
+    <w:name w:val="Heading 1"/>
     <w:basedOn w:val="Normal"/>
     <w:next w:val="BodyText"/>
-    <w:link w:val="Heading1Char"/>
     <w:uiPriority w:val="9"/>
     <w:qFormat/>
-    <w:rsid w:val="00A10FD9"/>
     <w:pPr>
       <w:keepNext/>
       <w:keepLines/>
-      <w:spacing w:after="80" w:before="360"/>
+      <w:spacing w:after="0" w:before="480"/>
       <w:outlineLvl w:val="0"/>
     </w:pPr>
     <w:rPr>
       <w:rFonts w:asciiTheme="majorHAnsi" w:cstheme="majorBidi" w:eastAsiaTheme="majorEastAsia" w:hAnsiTheme="majorHAnsi"/>
-      <w:color w:themeColor="accent1" w:themeShade="BF" w:val="0F4761"/>
-      <w:sz w:val="40"/>
-      <w:szCs w:val="40"/>
+      <w:b/>
+      <w:bCs/>
+      <w:color w:themeColor="accent1" w:val="4F81BD"/>
+      <w:sz w:val="32"/>
+      <w:szCs w:val="32"/>
     </w:rPr>
   </w:style>
   <w:style w:styleId="Heading2" w:type="paragraph">
-    <w:name w:val="heading 2"/>
+    <w:name w:val="Heading 2"/>
     <w:basedOn w:val="Normal"/>
     <w:next w:val="BodyText"/>
-    <w:link w:val="Heading2Char"/>
     <w:uiPriority w:val="9"/>
-    <w:semiHidden/>
     <w:unhideWhenUsed/>
     <w:qFormat/>
-    <w:rsid w:val="00A10FD9"/>
     <w:pPr>
       <w:keepNext/>
       <w:keepLines/>
-      <w:spacing w:after="80" w:before="160"/>
+      <w:spacing w:after="0" w:before="200"/>
       <w:outlineLvl w:val="1"/>
     </w:pPr>
     <w:rPr>
       <w:rFonts w:asciiTheme="majorHAnsi" w:cstheme="majorBidi" w:eastAsiaTheme="majorEastAsia" w:hAnsiTheme="majorHAnsi"/>
-      <w:color w:themeColor="accent1" w:themeShade="BF" w:val="0F4761"/>
-      <w:sz w:val="32"/>
-      <w:szCs w:val="32"/>
+      <w:b/>
+      <w:bCs/>
+      <w:color w:themeColor="accent1" w:val="4F81BD"/>
+      <w:sz w:val="28"/>
+      <w:szCs w:val="28"/>
     </w:rPr>
   </w:style>
   <w:style w:styleId="Heading3" w:type="paragraph">
-    <w:name w:val="heading 3"/>
+    <w:name w:val="Heading 3"/>
     <w:basedOn w:val="Normal"/>
     <w:next w:val="BodyText"/>
-    <w:link w:val="Heading3Char"/>
     <w:uiPriority w:val="9"/>
-    <w:semiHidden/>
     <w:unhideWhenUsed/>
     <w:qFormat/>
-    <w:rsid w:val="00A10FD9"/>
     <w:pPr>
       <w:keepNext/>
       <w:keepLines/>
-      <w:spacing w:after="80" w:before="160"/>
+      <w:spacing w:after="0" w:before="200"/>
       <w:outlineLvl w:val="2"/>
     </w:pPr>
     <w:rPr>
-      <w:rFonts w:cstheme="majorBidi" w:eastAsiaTheme="majorEastAsia"/>
-      <w:color w:themeColor="accent1" w:themeShade="BF" w:val="0F4761"/>
-      <w:sz w:val="28"/>
-      <w:szCs w:val="28"/>
+      <w:rFonts w:asciiTheme="majorHAnsi" w:cstheme="majorBidi" w:eastAsiaTheme="majorEastAsia" w:hAnsiTheme="majorHAnsi"/>
+      <w:b/>
+      <w:bCs/>
+      <w:color w:themeColor="accent1" w:val="4F81BD"/>
+      <w:sz w:val="24"/>
+      <w:szCs w:val="24"/>
     </w:rPr>
   </w:style>
   <w:style w:styleId="Heading4" w:type="paragraph">
-    <w:name w:val="heading 4"/>
+    <w:name w:val="Heading 4"/>
     <w:basedOn w:val="Normal"/>
     <w:next w:val="BodyText"/>
-    <w:link w:val="Heading4Char"/>
     <w:uiPriority w:val="9"/>
-    <w:semiHidden/>
     <w:unhideWhenUsed/>
     <w:qFormat/>
-    <w:rsid w:val="00A10FD9"/>
     <w:pPr>
       <w:keepNext/>
       <w:keepLines/>
-      <w:spacing w:after="40" w:before="80"/>
+      <w:spacing w:after="0" w:before="200"/>
       <w:outlineLvl w:val="3"/>
     </w:pPr>
     <w:rPr>
-      <w:rFonts w:cstheme="majorBidi" w:eastAsiaTheme="majorEastAsia"/>
+      <w:rFonts w:asciiTheme="majorHAnsi" w:cstheme="majorBidi" w:eastAsiaTheme="majorEastAsia" w:hAnsiTheme="majorHAnsi"/>
       <w:i/>
-      <w:iCs/>
-      <w:color w:themeColor="accent1" w:themeShade="BF" w:val="0F4761"/>
+      <w:bCs/>
+      <w:color w:themeColor="accent1" w:val="4F81BD"/>
+      <w:sz w:val="24"/>
+      <w:szCs w:val="24"/>
     </w:rPr>
   </w:style>
   <w:style w:styleId="Heading5" w:type="paragraph">
-    <w:name w:val="heading 5"/>
+    <w:name w:val="Heading 5"/>
     <w:basedOn w:val="Normal"/>
     <w:next w:val="BodyText"/>
-    <w:link w:val="Heading5Char"/>
     <w:uiPriority w:val="9"/>
-    <w:semiHidden/>
     <w:unhideWhenUsed/>
     <w:qFormat/>
-    <w:rsid w:val="00A10FD9"/>
     <w:pPr>
       <w:keepNext/>
       <w:keepLines/>
-      <w:spacing w:after="40" w:before="80"/>
+      <w:spacing w:after="0" w:before="200"/>
       <w:outlineLvl w:val="4"/>
     </w:pPr>
     <w:rPr>
-      <w:rFonts w:cstheme="majorBidi" w:eastAsiaTheme="majorEastAsia"/>
-      <w:color w:themeColor="accent1" w:themeShade="BF" w:val="0F4761"/>
+      <w:rFonts w:asciiTheme="majorHAnsi" w:cstheme="majorBidi" w:eastAsiaTheme="majorEastAsia" w:hAnsiTheme="majorHAnsi"/>
+      <w:iCs/>
+      <w:color w:themeColor="accent1" w:val="4F81BD"/>
+      <w:sz w:val="24"/>
+      <w:szCs w:val="24"/>
     </w:rPr>
   </w:style>
   <w:style w:styleId="Heading6" w:type="paragraph">
-    <w:name w:val="heading 6"/>
+    <w:name w:val="Heading 6"/>
     <w:basedOn w:val="Normal"/>
     <w:next w:val="BodyText"/>
-    <w:link w:val="Heading6Char"/>
     <w:uiPriority w:val="9"/>
-    <w:semiHidden/>
     <w:unhideWhenUsed/>
     <w:qFormat/>
-    <w:rsid w:val="00A10FD9"/>
     <w:pPr>
       <w:keepNext/>
       <w:keepLines/>
-      <w:spacing w:after="0" w:before="40"/>
+      <w:spacing w:after="0" w:before="200"/>
       <w:outlineLvl w:val="5"/>
     </w:pPr>
     <w:rPr>
-      <w:rFonts w:cstheme="majorBidi" w:eastAsiaTheme="majorEastAsia"/>
-      <w:i/>
-      <w:iCs/>
-      <w:color w:themeColor="text1" w:themeTint="A6" w:val="595959"/>
+      <w:rFonts w:asciiTheme="majorHAnsi" w:cstheme="majorBidi" w:eastAsiaTheme="majorEastAsia" w:hAnsiTheme="majorHAnsi"/>
+      <w:color w:themeColor="accent1" w:val="4F81BD"/>
+      <w:sz w:val="24"/>
+      <w:szCs w:val="24"/>
     </w:rPr>
   </w:style>
   <w:style w:styleId="Heading7" w:type="paragraph">
-    <w:name w:val="heading 7"/>
+    <w:name w:val="Heading 7"/>
     <w:basedOn w:val="Normal"/>
     <w:next w:val="BodyText"/>
-    <w:link w:val="Heading7Char"/>
     <w:uiPriority w:val="9"/>
-    <w:semiHidden/>
     <w:unhideWhenUsed/>
     <w:qFormat/>
-    <w:rsid w:val="00A10FD9"/>
     <w:pPr>
       <w:keepNext/>
       <w:keepLines/>
-      <w:spacing w:after="0" w:before="40"/>
+      <w:spacing w:after="0" w:before="200"/>
       <w:outlineLvl w:val="6"/>
     </w:pPr>
     <w:rPr>
-      <w:rFonts w:cstheme="majorBidi" w:eastAsiaTheme="majorEastAsia"/>
-      <w:color w:themeColor="text1" w:themeTint="A6" w:val="595959"/>
+      <w:rFonts w:asciiTheme="majorHAnsi" w:cstheme="majorBidi" w:eastAsiaTheme="majorEastAsia" w:hAnsiTheme="majorHAnsi"/>
+      <w:color w:themeColor="accent1" w:val="4F81BD"/>
+      <w:sz w:val="24"/>
+      <w:szCs w:val="24"/>
     </w:rPr>
   </w:style>
   <w:style w:styleId="Heading8" w:type="paragraph">
-    <w:name w:val="heading 8"/>
+    <w:name w:val="Heading 8"/>
     <w:basedOn w:val="Normal"/>
     <w:next w:val="BodyText"/>
-    <w:link w:val="Heading8Char"/>
     <w:uiPriority w:val="9"/>
-    <w:semiHidden/>
     <w:unhideWhenUsed/>
     <w:qFormat/>
-    <w:rsid w:val="00A10FD9"/>
     <w:pPr>
       <w:keepNext/>
       <w:keepLines/>
-      <w:spacing w:after="0"/>
+      <w:spacing w:after="0" w:before="200"/>
       <w:outlineLvl w:val="7"/>
     </w:pPr>
     <w:rPr>
-      <w:rFonts w:cstheme="majorBidi" w:eastAsiaTheme="majorEastAsia"/>
-      <w:i/>
-      <w:iCs/>
-      <w:color w:themeColor="text1" w:themeTint="D8" w:val="272727"/>
+      <w:rFonts w:asciiTheme="majorHAnsi" w:cstheme="majorBidi" w:eastAsiaTheme="majorEastAsia" w:hAnsiTheme="majorHAnsi"/>
+      <w:color w:themeColor="accent1" w:val="4F81BD"/>
+      <w:sz w:val="24"/>
+      <w:szCs w:val="24"/>
     </w:rPr>
   </w:style>
   <w:style w:styleId="Heading9" w:type="paragraph">
-    <w:name w:val="heading 9"/>
+    <w:name w:val="Heading 9"/>
     <w:basedOn w:val="Normal"/>
     <w:next w:val="BodyText"/>
-    <w:link w:val="Heading9Char"/>
     <w:uiPriority w:val="9"/>
-    <w:semiHidden/>
     <w:unhideWhenUsed/>
     <w:qFormat/>
-    <w:rsid w:val="00A10FD9"/>
     <w:pPr>
       <w:keepNext/>
       <w:keepLines/>
-      <w:spacing w:after="0"/>
+      <w:spacing w:after="0" w:before="200"/>
       <w:outlineLvl w:val="8"/>
     </w:pPr>
     <w:rPr>
-      <w:rFonts w:cstheme="majorBidi" w:eastAsiaTheme="majorEastAsia"/>
-      <w:color w:themeColor="text1" w:themeTint="D8" w:val="272727"/>
-    </w:rPr>
-  </w:style>
-  <w:style w:customStyle="1" w:styleId="Heading1Char" w:type="character">
-    <w:name w:val="Heading 1 Char"/>
-    <w:basedOn w:val="DefaultParagraphFont"/>
-    <w:link w:val="Heading1"/>
-    <w:uiPriority w:val="9"/>
-    <w:rsid w:val="00A10FD9"/>
-    <w:rPr>
       <w:rFonts w:asciiTheme="majorHAnsi" w:cstheme="majorBidi" w:eastAsiaTheme="majorEastAsia" w:hAnsiTheme="majorHAnsi"/>
-      <w:color w:themeColor="accent1" w:themeShade="BF" w:val="0F4761"/>
-      <w:sz w:val="40"/>
-      <w:szCs w:val="40"/>
-    </w:rPr>
-  </w:style>
-  <w:style w:customStyle="1" w:styleId="Heading2Char" w:type="character">
-    <w:name w:val="Heading 2 Char"/>
-    <w:basedOn w:val="DefaultParagraphFont"/>
-    <w:link w:val="Heading2"/>
-    <w:uiPriority w:val="9"/>
-    <w:semiHidden/>
-    <w:rsid w:val="00A10FD9"/>
-    <w:rPr>
-      <w:rFonts w:asciiTheme="majorHAnsi" w:cstheme="majorBidi" w:eastAsiaTheme="majorEastAsia" w:hAnsiTheme="majorHAnsi"/>
-      <w:color w:themeColor="accent1" w:themeShade="BF" w:val="0F4761"/>
-      <w:sz w:val="32"/>
-      <w:szCs w:val="32"/>
-    </w:rPr>
-  </w:style>
-  <w:style w:customStyle="1" w:styleId="Heading3Char" w:type="character">
-    <w:name w:val="Heading 3 Char"/>
-    <w:basedOn w:val="DefaultParagraphFont"/>
-    <w:link w:val="Heading3"/>
-    <w:uiPriority w:val="9"/>
-    <w:semiHidden/>
-    <w:rsid w:val="00A10FD9"/>
-    <w:rPr>
-      <w:rFonts w:cstheme="majorBidi" w:eastAsiaTheme="majorEastAsia"/>
-      <w:color w:themeColor="accent1" w:themeShade="BF" w:val="0F4761"/>
-      <w:sz w:val="28"/>
-      <w:szCs w:val="28"/>
-    </w:rPr>
-  </w:style>
-  <w:style w:customStyle="1" w:styleId="Heading4Char" w:type="character">
-    <w:name w:val="Heading 4 Char"/>
-    <w:basedOn w:val="DefaultParagraphFont"/>
-    <w:link w:val="Heading4"/>
-    <w:uiPriority w:val="9"/>
-    <w:semiHidden/>
-    <w:rsid w:val="00A10FD9"/>
-    <w:rPr>
-      <w:rFonts w:cstheme="majorBidi" w:eastAsiaTheme="majorEastAsia"/>
-      <w:i/>
-      <w:iCs/>
-      <w:color w:themeColor="accent1" w:themeShade="BF" w:val="0F4761"/>
-    </w:rPr>
-  </w:style>
-  <w:style w:customStyle="1" w:styleId="Heading5Char" w:type="character">
-    <w:name w:val="Heading 5 Char"/>
-    <w:basedOn w:val="DefaultParagraphFont"/>
-    <w:link w:val="Heading5"/>
-    <w:uiPriority w:val="9"/>
-    <w:semiHidden/>
-    <w:rsid w:val="00A10FD9"/>
-    <w:rPr>
-      <w:rFonts w:cstheme="majorBidi" w:eastAsiaTheme="majorEastAsia"/>
-      <w:color w:themeColor="accent1" w:themeShade="BF" w:val="0F4761"/>
-    </w:rPr>
-  </w:style>
-  <w:style w:customStyle="1" w:styleId="Heading6Char" w:type="character">
-    <w:name w:val="Heading 6 Char"/>
-    <w:basedOn w:val="DefaultParagraphFont"/>
-    <w:link w:val="Heading6"/>
-    <w:uiPriority w:val="9"/>
-    <w:semiHidden/>
-    <w:rsid w:val="00A10FD9"/>
-    <w:rPr>
-      <w:rFonts w:cstheme="majorBidi" w:eastAsiaTheme="majorEastAsia"/>
-      <w:i/>
-      <w:iCs/>
-      <w:color w:themeColor="text1" w:themeTint="A6" w:val="595959"/>
-    </w:rPr>
-  </w:style>
-  <w:style w:customStyle="1" w:styleId="Heading7Char" w:type="character">
-    <w:name w:val="Heading 7 Char"/>
-    <w:basedOn w:val="DefaultParagraphFont"/>
-    <w:link w:val="Heading7"/>
-    <w:uiPriority w:val="9"/>
-    <w:semiHidden/>
-    <w:rsid w:val="00A10FD9"/>
-    <w:rPr>
-      <w:rFonts w:cstheme="majorBidi" w:eastAsiaTheme="majorEastAsia"/>
-      <w:color w:themeColor="text1" w:themeTint="A6" w:val="595959"/>
-    </w:rPr>
-  </w:style>
-  <w:style w:customStyle="1" w:styleId="Heading8Char" w:type="character">
-    <w:name w:val="Heading 8 Char"/>
-    <w:basedOn w:val="DefaultParagraphFont"/>
-    <w:link w:val="Heading8"/>
-    <w:uiPriority w:val="9"/>
-    <w:semiHidden/>
-    <w:rsid w:val="00A10FD9"/>
-    <w:rPr>
-      <w:rFonts w:cstheme="majorBidi" w:eastAsiaTheme="majorEastAsia"/>
-      <w:i/>
-      <w:iCs/>
-      <w:color w:themeColor="text1" w:themeTint="D8" w:val="272727"/>
-    </w:rPr>
-  </w:style>
-  <w:style w:customStyle="1" w:styleId="Heading9Char" w:type="character">
-    <w:name w:val="Heading 9 Char"/>
-    <w:basedOn w:val="DefaultParagraphFont"/>
-    <w:link w:val="Heading9"/>
-    <w:uiPriority w:val="9"/>
-    <w:semiHidden/>
-    <w:rsid w:val="00A10FD9"/>
-    <w:rPr>
-      <w:rFonts w:cstheme="majorBidi" w:eastAsiaTheme="majorEastAsia"/>
-      <w:color w:themeColor="text1" w:themeTint="D8" w:val="272727"/>
+      <w:color w:themeColor="accent1" w:val="4F81BD"/>
+      <w:sz w:val="24"/>
+      <w:szCs w:val="24"/>
     </w:rPr>
   </w:style>
   <w:style w:styleId="BlockText" w:type="paragraph">
@@ -3955,18 +3655,6 @@
     <w:uiPriority w:val="9"/>
     <w:unhideWhenUsed/>
     <w:qFormat/>
-  </w:style>
-  <w:style w:styleId="FootnoteBlockText" w:type="paragraph">
-    <w:name w:val="Footnote Block Text"/>
-    <w:basedOn w:val="FootnoteText"/>
-    <w:next w:val="FootnoteText"/>
-    <w:uiPriority w:val="9"/>
-    <w:unhideWhenUsed/>
-    <w:qFormat/>
-    <w:pPr>
-      <w:spacing w:after="100" w:before="100"/>
-      <w:ind w:firstLine="0" w:left="480" w:right="480"/>
-    </w:pPr>
   </w:style>
   <w:style w:default="1" w:styleId="DefaultParagraphFont" w:type="character">
     <w:name w:val="Default Paragraph Font"/>
@@ -3989,11 +3677,18 @@
       </w:tblCellMar>
     </w:tblPr>
     <w:tblStylePr w:type="firstRow">
+      <w:tblPr>
+        <w:jc w:val="left"/>
+        <w:tblInd w:type="dxa" w:w="0"/>
+      </w:tblPr>
+      <w:trPr>
+        <w:jc w:val="left"/>
+      </w:trPr>
       <w:tcPr>
+        <w:vAlign w:val="bottom"/>
         <w:tcBorders>
           <w:bottom w:val="single"/>
         </w:tcBorders>
-        <w:vAlign w:val="bottom"/>
       </w:tcPr>
     </w:tblStylePr>
   </w:style>
@@ -4108,8 +3803,8 @@
     <w:name w:val="KeywordTok"/>
     <w:basedOn w:val="VerbatimChar"/>
     <w:rPr>
+      <w:color w:val="007020"/>
       <w:b/>
-      <w:color w:val="007020"/>
     </w:rPr>
   </w:style>
   <w:style w:type="character" w:customStyle="1" w:styleId="DataTypeTok">
@@ -4186,42 +3881,42 @@
     <w:name w:val="ImportTok"/>
     <w:basedOn w:val="VerbatimChar"/>
     <w:rPr>
+      <w:color w:val="008000"/>
       <w:b/>
-      <w:color w:val="008000"/>
     </w:rPr>
   </w:style>
   <w:style w:type="character" w:customStyle="1" w:styleId="CommentTok">
     <w:name w:val="CommentTok"/>
     <w:basedOn w:val="VerbatimChar"/>
     <w:rPr>
+      <w:color w:val="60a0b0"/>
       <w:i/>
-      <w:color w:val="60a0b0"/>
     </w:rPr>
   </w:style>
   <w:style w:type="character" w:customStyle="1" w:styleId="DocumentationTok">
     <w:name w:val="DocumentationTok"/>
     <w:basedOn w:val="VerbatimChar"/>
     <w:rPr>
+      <w:color w:val="ba2121"/>
       <w:i/>
-      <w:color w:val="ba2121"/>
     </w:rPr>
   </w:style>
   <w:style w:type="character" w:customStyle="1" w:styleId="AnnotationTok">
     <w:name w:val="AnnotationTok"/>
     <w:basedOn w:val="VerbatimChar"/>
     <w:rPr>
+      <w:color w:val="60a0b0"/>
       <w:b/>
       <w:i/>
-      <w:color w:val="60a0b0"/>
     </w:rPr>
   </w:style>
   <w:style w:type="character" w:customStyle="1" w:styleId="CommentVarTok">
     <w:name w:val="CommentVarTok"/>
     <w:basedOn w:val="VerbatimChar"/>
     <w:rPr>
+      <w:color w:val="60a0b0"/>
       <w:b/>
       <w:i/>
-      <w:color w:val="60a0b0"/>
     </w:rPr>
   </w:style>
   <w:style w:type="character" w:customStyle="1" w:styleId="OtherTok">
@@ -4249,8 +3944,8 @@
     <w:name w:val="ControlFlowTok"/>
     <w:basedOn w:val="VerbatimChar"/>
     <w:rPr>
+      <w:color w:val="007020"/>
       <w:b/>
-      <w:color w:val="007020"/>
     </w:rPr>
   </w:style>
   <w:style w:type="character" w:customStyle="1" w:styleId="OperatorTok">
@@ -4295,34 +3990,34 @@
     <w:name w:val="InformationTok"/>
     <w:basedOn w:val="VerbatimChar"/>
     <w:rPr>
+      <w:color w:val="60a0b0"/>
       <w:b/>
       <w:i/>
-      <w:color w:val="60a0b0"/>
     </w:rPr>
   </w:style>
   <w:style w:type="character" w:customStyle="1" w:styleId="WarningTok">
     <w:name w:val="WarningTok"/>
     <w:basedOn w:val="VerbatimChar"/>
     <w:rPr>
+      <w:color w:val="60a0b0"/>
       <w:b/>
       <w:i/>
-      <w:color w:val="60a0b0"/>
     </w:rPr>
   </w:style>
   <w:style w:type="character" w:customStyle="1" w:styleId="AlertTok">
     <w:name w:val="AlertTok"/>
     <w:basedOn w:val="VerbatimChar"/>
     <w:rPr>
+      <w:color w:val="ff0000"/>
       <w:b/>
-      <w:color w:val="ff0000"/>
     </w:rPr>
   </w:style>
   <w:style w:type="character" w:customStyle="1" w:styleId="ErrorTok">
     <w:name w:val="ErrorTok"/>
     <w:basedOn w:val="VerbatimChar"/>
     <w:rPr>
+      <w:color w:val="ff0000"/>
       <w:b/>
-      <w:color w:val="ff0000"/>
     </w:rPr>
   </w:style>
   <w:style w:type="character" w:customStyle="1" w:styleId="NormalTok">
@@ -4344,44 +4039,44 @@
         <a:sysClr val="window" lastClr="FFFFFF"/>
       </a:lt1>
       <a:dk2>
-        <a:srgbClr val="0E2841"/>
+        <a:srgbClr val="1F497D"/>
       </a:dk2>
       <a:lt2>
-        <a:srgbClr val="E8E8E8"/>
+        <a:srgbClr val="EEECE1"/>
       </a:lt2>
       <a:accent1>
-        <a:srgbClr val="156082"/>
+        <a:srgbClr val="4F81BD"/>
       </a:accent1>
       <a:accent2>
-        <a:srgbClr val="E97132"/>
+        <a:srgbClr val="C0504D"/>
       </a:accent2>
       <a:accent3>
-        <a:srgbClr val="196B24"/>
+        <a:srgbClr val="9BBB59"/>
       </a:accent3>
       <a:accent4>
-        <a:srgbClr val="0F9ED5"/>
+        <a:srgbClr val="8064A2"/>
       </a:accent4>
       <a:accent5>
-        <a:srgbClr val="A02B93"/>
+        <a:srgbClr val="4BACC6"/>
       </a:accent5>
       <a:accent6>
-        <a:srgbClr val="4EA72E"/>
+        <a:srgbClr val="F79646"/>
       </a:accent6>
       <a:hlink>
-        <a:srgbClr val="467886"/>
+        <a:srgbClr val="0000FF"/>
       </a:hlink>
       <a:folHlink>
-        <a:srgbClr val="96607D"/>
+        <a:srgbClr val="800080"/>
       </a:folHlink>
     </a:clrScheme>
     <a:fontScheme name="Office">
       <a:majorFont>
-        <a:latin typeface="Aptos Display" panose="02110004020202020204"/>
+        <a:latin typeface="Calibri"/>
         <a:ea typeface=""/>
         <a:cs typeface=""/>
-        <a:font script="Jpan" typeface="游ゴシック Light"/>
+        <a:font script="Jpan" typeface="ＭＳ ゴシック"/>
         <a:font script="Hang" typeface="맑은 고딕"/>
-        <a:font script="Hans" typeface="等线 Light"/>
+        <a:font script="Hans" typeface="宋体"/>
         <a:font script="Hant" typeface="新細明體"/>
         <a:font script="Arab" typeface="Times New Roman"/>
         <a:font script="Hebr" typeface="Times New Roman"/>
@@ -4408,32 +4103,14 @@
         <a:font script="Mong" typeface="Mongolian Baiti"/>
         <a:font script="Viet" typeface="Times New Roman"/>
         <a:font script="Uigh" typeface="Microsoft Uighur"/>
-        <a:font script="Geor" typeface="Sylfaen"/>
-        <a:font script="Armn" typeface="Arial"/>
-        <a:font script="Bugi" typeface="Leelawadee UI"/>
-        <a:font script="Bopo" typeface="Microsoft JhengHei"/>
-        <a:font script="Java" typeface="Javanese Text"/>
-        <a:font script="Lisu" typeface="Segoe UI"/>
-        <a:font script="Mymr" typeface="Myanmar Text"/>
-        <a:font script="Nkoo" typeface="Ebrima"/>
-        <a:font script="Olck" typeface="Nirmala UI"/>
-        <a:font script="Osma" typeface="Ebrima"/>
-        <a:font script="Phag" typeface="Phagspa"/>
-        <a:font script="Syrn" typeface="Estrangelo Edessa"/>
-        <a:font script="Syrj" typeface="Estrangelo Edessa"/>
-        <a:font script="Syre" typeface="Estrangelo Edessa"/>
-        <a:font script="Sora" typeface="Nirmala UI"/>
-        <a:font script="Tale" typeface="Microsoft Tai Le"/>
-        <a:font script="Talu" typeface="Microsoft New Tai Lue"/>
-        <a:font script="Tfng" typeface="Ebrima"/>
       </a:majorFont>
       <a:minorFont>
-        <a:latin typeface="Aptos" panose="02110004020202020204"/>
+        <a:latin typeface="Cambria"/>
         <a:ea typeface=""/>
         <a:cs typeface=""/>
-        <a:font script="Jpan" typeface="游明朝"/>
+        <a:font script="Jpan" typeface="ＭＳ 明朝"/>
         <a:font script="Hang" typeface="맑은 고딕"/>
-        <a:font script="Hans" typeface="等线"/>
+        <a:font script="Hans" typeface="宋体"/>
         <a:font script="Hant" typeface="新細明體"/>
         <a:font script="Arab" typeface="Arial"/>
         <a:font script="Hebr" typeface="Arial"/>
@@ -4460,24 +4137,6 @@
         <a:font script="Mong" typeface="Mongolian Baiti"/>
         <a:font script="Viet" typeface="Arial"/>
         <a:font script="Uigh" typeface="Microsoft Uighur"/>
-        <a:font script="Geor" typeface="Sylfaen"/>
-        <a:font script="Armn" typeface="Arial"/>
-        <a:font script="Bugi" typeface="Leelawadee UI"/>
-        <a:font script="Bopo" typeface="Microsoft JhengHei"/>
-        <a:font script="Java" typeface="Javanese Text"/>
-        <a:font script="Lisu" typeface="Segoe UI"/>
-        <a:font script="Mymr" typeface="Myanmar Text"/>
-        <a:font script="Nkoo" typeface="Ebrima"/>
-        <a:font script="Olck" typeface="Nirmala UI"/>
-        <a:font script="Osma" typeface="Ebrima"/>
-        <a:font script="Phag" typeface="Phagspa"/>
-        <a:font script="Syrn" typeface="Estrangelo Edessa"/>
-        <a:font script="Syrj" typeface="Estrangelo Edessa"/>
-        <a:font script="Syre" typeface="Estrangelo Edessa"/>
-        <a:font script="Sora" typeface="Nirmala UI"/>
-        <a:font script="Tale" typeface="Microsoft Tai Le"/>
-        <a:font script="Talu" typeface="Microsoft New Tai Lue"/>
-        <a:font script="Tfng" typeface="Ebrima"/>
       </a:minorFont>
     </a:fontScheme>
     <a:fmtScheme name="Office">
@@ -4489,141 +4148,200 @@
           <a:gsLst>
             <a:gs pos="0">
               <a:schemeClr val="phClr">
-                <a:lumMod val="110000"/>
-                <a:satMod val="105000"/>
-                <a:tint val="67000"/>
+                <a:tint val="50000"/>
+                <a:satMod val="300000"/>
               </a:schemeClr>
             </a:gs>
-            <a:gs pos="50000">
+            <a:gs pos="35000">
               <a:schemeClr val="phClr">
-                <a:lumMod val="105000"/>
-                <a:satMod val="103000"/>
-                <a:tint val="73000"/>
+                <a:tint val="37000"/>
+                <a:satMod val="300000"/>
               </a:schemeClr>
             </a:gs>
             <a:gs pos="100000">
               <a:schemeClr val="phClr">
-                <a:lumMod val="105000"/>
-                <a:satMod val="109000"/>
-                <a:tint val="81000"/>
+                <a:tint val="15000"/>
+                <a:satMod val="350000"/>
               </a:schemeClr>
             </a:gs>
           </a:gsLst>
-          <a:lin ang="5400000" scaled="0"/>
+          <a:lin ang="16200000" scaled="1"/>
         </a:gradFill>
         <a:gradFill rotWithShape="1">
           <a:gsLst>
             <a:gs pos="0">
               <a:schemeClr val="phClr">
-                <a:satMod val="103000"/>
-                <a:lumMod val="102000"/>
-                <a:tint val="94000"/>
-              </a:schemeClr>
-            </a:gs>
-            <a:gs pos="50000">
-              <a:schemeClr val="phClr">
-                <a:satMod val="110000"/>
-                <a:lumMod val="100000"/>
+                <a:tint val="100000"/>
                 <a:shade val="100000"/>
+                <a:satMod val="130000"/>
               </a:schemeClr>
             </a:gs>
             <a:gs pos="100000">
               <a:schemeClr val="phClr">
-                <a:lumMod val="99000"/>
-                <a:satMod val="120000"/>
-                <a:shade val="78000"/>
+                <a:tint val="50000"/>
+                <a:shade val="100000"/>
+                <a:satMod val="350000"/>
               </a:schemeClr>
             </a:gs>
           </a:gsLst>
-          <a:lin ang="5400000" scaled="0"/>
+          <a:lin ang="16200000" scaled="0"/>
         </a:gradFill>
       </a:fillStyleLst>
       <a:lnStyleLst>
-        <a:ln w="6350" cap="flat" cmpd="sng" algn="ctr">
+        <a:ln w="9525" cap="flat" cmpd="sng" algn="ctr">
+          <a:solidFill>
+            <a:schemeClr val="phClr">
+              <a:shade val="95000"/>
+              <a:satMod val="105000"/>
+            </a:schemeClr>
+          </a:solidFill>
+          <a:prstDash val="solid"/>
+        </a:ln>
+        <a:ln w="25400" cap="flat" cmpd="sng" algn="ctr">
           <a:solidFill>
             <a:schemeClr val="phClr"/>
           </a:solidFill>
           <a:prstDash val="solid"/>
-          <a:miter lim="800000"/>
         </a:ln>
-        <a:ln w="12700" cap="flat" cmpd="sng" algn="ctr">
+        <a:ln w="38100" cap="flat" cmpd="sng" algn="ctr">
           <a:solidFill>
             <a:schemeClr val="phClr"/>
           </a:solidFill>
           <a:prstDash val="solid"/>
-          <a:miter lim="800000"/>
-        </a:ln>
-        <a:ln w="19050" cap="flat" cmpd="sng" algn="ctr">
-          <a:solidFill>
-            <a:schemeClr val="phClr"/>
-          </a:solidFill>
-          <a:prstDash val="solid"/>
-          <a:miter lim="800000"/>
         </a:ln>
       </a:lnStyleLst>
       <a:effectStyleLst>
         <a:effectStyle>
-          <a:effectLst/>
-        </a:effectStyle>
-        <a:effectStyle>
-          <a:effectLst/>
+          <a:effectLst>
+            <a:outerShdw blurRad="40000" dist="20000" dir="5400000" rotWithShape="0">
+              <a:srgbClr val="000000">
+                <a:alpha val="38000"/>
+              </a:srgbClr>
+            </a:outerShdw>
+          </a:effectLst>
         </a:effectStyle>
         <a:effectStyle>
           <a:effectLst>
-            <a:outerShdw blurRad="57150" dist="19050" dir="5400000" algn="ctr" rotWithShape="0">
+            <a:outerShdw blurRad="40000" dist="23000" dir="5400000" rotWithShape="0">
               <a:srgbClr val="000000">
-                <a:alpha val="63000"/>
+                <a:alpha val="35000"/>
               </a:srgbClr>
             </a:outerShdw>
           </a:effectLst>
+        </a:effectStyle>
+        <a:effectStyle>
+          <a:effectLst>
+            <a:outerShdw blurRad="40000" dist="23000" dir="5400000" rotWithShape="0">
+              <a:srgbClr val="000000">
+                <a:alpha val="35000"/>
+              </a:srgbClr>
+            </a:outerShdw>
+          </a:effectLst>
+          <a:scene3d>
+            <a:camera prst="orthographicFront">
+              <a:rot lat="0" lon="0" rev="0"/>
+            </a:camera>
+            <a:lightRig rig="threePt" dir="t">
+              <a:rot lat="0" lon="0" rev="1200000"/>
+            </a:lightRig>
+          </a:scene3d>
+          <a:sp3d>
+            <a:bevelT w="63500" h="25400"/>
+          </a:sp3d>
         </a:effectStyle>
       </a:effectStyleLst>
       <a:bgFillStyleLst>
         <a:solidFill>
           <a:schemeClr val="phClr"/>
         </a:solidFill>
-        <a:solidFill>
-          <a:schemeClr val="phClr">
-            <a:tint val="95000"/>
-            <a:satMod val="170000"/>
-          </a:schemeClr>
-        </a:solidFill>
         <a:gradFill rotWithShape="1">
           <a:gsLst>
             <a:gs pos="0">
               <a:schemeClr val="phClr">
-                <a:tint val="93000"/>
-                <a:satMod val="150000"/>
-                <a:shade val="98000"/>
-                <a:lumMod val="102000"/>
+                <a:tint val="40000"/>
+                <a:satMod val="350000"/>
               </a:schemeClr>
             </a:gs>
-            <a:gs pos="50000">
+            <a:gs pos="40000">
               <a:schemeClr val="phClr">
-                <a:tint val="98000"/>
-                <a:satMod val="130000"/>
-                <a:shade val="90000"/>
-                <a:lumMod val="103000"/>
+                <a:tint val="45000"/>
+                <a:shade val="99000"/>
+                <a:satMod val="350000"/>
               </a:schemeClr>
             </a:gs>
             <a:gs pos="100000">
               <a:schemeClr val="phClr">
-                <a:shade val="63000"/>
-                <a:satMod val="120000"/>
+                <a:shade val="20000"/>
+                <a:satMod val="255000"/>
               </a:schemeClr>
             </a:gs>
           </a:gsLst>
-          <a:lin ang="5400000" scaled="0"/>
+          <a:path path="circle">
+            <a:fillToRect l="50000" t="-80000" r="50000" b="180000"/>
+          </a:path>
+        </a:gradFill>
+        <a:gradFill rotWithShape="1">
+          <a:gsLst>
+            <a:gs pos="0">
+              <a:schemeClr val="phClr">
+                <a:tint val="80000"/>
+                <a:satMod val="300000"/>
+              </a:schemeClr>
+            </a:gs>
+            <a:gs pos="100000">
+              <a:schemeClr val="phClr">
+                <a:shade val="30000"/>
+                <a:satMod val="200000"/>
+              </a:schemeClr>
+            </a:gs>
+          </a:gsLst>
+          <a:path path="circle">
+            <a:fillToRect l="50000" t="50000" r="50000" b="50000"/>
+          </a:path>
         </a:gradFill>
       </a:bgFillStyleLst>
     </a:fmtScheme>
   </a:themeElements>
-  <a:objectDefaults/>
+  <a:objectDefaults>
+    <a:spDef>
+      <a:spPr/>
+      <a:bodyPr/>
+      <a:lstStyle/>
+      <a:style>
+        <a:lnRef idx="1">
+          <a:schemeClr val="accent1"/>
+        </a:lnRef>
+        <a:fillRef idx="3">
+          <a:schemeClr val="accent1"/>
+        </a:fillRef>
+        <a:effectRef idx="2">
+          <a:schemeClr val="accent1"/>
+        </a:effectRef>
+        <a:fontRef idx="minor">
+          <a:schemeClr val="lt1"/>
+        </a:fontRef>
+      </a:style>
+    </a:spDef>
+    <a:lnDef>
+      <a:spPr/>
+      <a:bodyPr/>
+      <a:lstStyle/>
+      <a:style>
+        <a:lnRef idx="2">
+          <a:schemeClr val="accent1"/>
+        </a:lnRef>
+        <a:fillRef idx="0">
+          <a:schemeClr val="accent1"/>
+        </a:fillRef>
+        <a:effectRef idx="1">
+          <a:schemeClr val="accent1"/>
+        </a:effectRef>
+        <a:fontRef idx="minor">
+          <a:schemeClr val="tx1"/>
+        </a:fontRef>
+      </a:style>
+    </a:lnDef>
+  </a:objectDefaults>
   <a:extraClrSchemeLst/>
-  <a:extLst>
-    <a:ext uri="{05A4C25C-085E-4340-85A3-A5531E510DB2}">
-      <thm15:themeFamily xmlns:thm15="http://schemas.microsoft.com/office/thememl/2012/main" name="Office Theme" id="{2E142A2C-CD16-42D6-873A-C26D2A0506FA}" vid="{1BDDFF52-6CD6-40A5-AB3C-68EB2F1E4D0A}"/>
-    </a:ext>
-  </a:extLst>
 </a:theme>
 </file>